--- a/doc/詩/宋朝/蘇東坡/蘇軾-惠崇春江晚景、惠崇春江曉景.docx
+++ b/doc/詩/宋朝/蘇東坡/蘇軾-惠崇春江晚景、惠崇春江曉景.docx
@@ -1,6 +1,6 @@
 
 <file path=word/document.xml><?xml version="1.0" encoding="utf-8"?>
-<w:document xmlns:wpc="http://schemas.microsoft.com/office/word/2010/wordprocessingCanvas" xmlns:cx="http://schemas.microsoft.com/office/drawing/2014/chartex" xmlns:cx1="http://schemas.microsoft.com/office/drawing/2015/9/8/chartex" xmlns:cx2="http://schemas.microsoft.com/office/drawing/2015/10/21/chartex" xmlns:cx3="http://schemas.microsoft.com/office/drawing/2016/5/9/chartex" xmlns:cx4="http://schemas.microsoft.com/office/drawing/2016/5/10/chartex" xmlns:cx5="http://schemas.microsoft.com/office/drawing/2016/5/11/chartex" xmlns:cx6="http://schemas.microsoft.com/office/drawing/2016/5/12/chartex" xmlns:cx7="http://schemas.microsoft.com/office/drawing/2016/5/13/chartex" xmlns:cx8="http://schemas.microsoft.com/office/drawing/2016/5/14/chartex" xmlns:mc="http://schemas.openxmlformats.org/markup-compatibility/2006" xmlns:aink="http://schemas.microsoft.com/office/drawing/2016/ink" xmlns:am3d="http://schemas.microsoft.com/office/drawing/2017/model3d" xmlns:o="urn:schemas-microsoft-com:office:office" xmlns:oel="http://schemas.microsoft.com/office/2019/extlst" xmlns:r="http://schemas.openxmlformats.org/officeDocument/2006/relationships" xmlns:m="http://schemas.openxmlformats.org/officeDocument/2006/math" xmlns:v="urn:schemas-microsoft-com:vml" xmlns:wp14="http://schemas.microsoft.com/office/word/2010/wordprocessingDrawing" xmlns:wp="http://schemas.openxmlformats.org/drawingml/2006/wordprocessingDrawing" xmlns:w10="urn:schemas-microsoft-com:office:word" xmlns:w="http://schemas.openxmlformats.org/wordprocessingml/2006/main" xmlns:w14="http://schemas.microsoft.com/office/word/2010/wordml" xmlns:w15="http://schemas.microsoft.com/office/word/2012/wordml" xmlns:w16cex="http://schemas.microsoft.com/office/word/2018/wordml/cex" xmlns:w16cid="http://schemas.microsoft.com/office/word/2016/wordml/cid" xmlns:w16="http://schemas.microsoft.com/office/word/2018/wordml" xmlns:w16du="http://schemas.microsoft.com/office/word/2023/wordml/word16du" xmlns:w16sdtdh="http://schemas.microsoft.com/office/word/2020/wordml/sdtdatahash" xmlns:w16se="http://schemas.microsoft.com/office/word/2015/wordml/symex" xmlns:wpg="http://schemas.microsoft.com/office/word/2010/wordprocessingGroup" xmlns:wpi="http://schemas.microsoft.com/office/word/2010/wordprocessingInk" xmlns:wne="http://schemas.microsoft.com/office/word/2006/wordml" xmlns:wps="http://schemas.microsoft.com/office/word/2010/wordprocessingShape" mc:Ignorable="w14 w15 w16se w16cid w16 w16cex w16sdtdh wp14">
+<w:document xmlns:wpc="http://schemas.microsoft.com/office/word/2010/wordprocessingCanvas" xmlns:cx="http://schemas.microsoft.com/office/drawing/2014/chartex" xmlns:cx1="http://schemas.microsoft.com/office/drawing/2015/9/8/chartex" xmlns:cx2="http://schemas.microsoft.com/office/drawing/2015/10/21/chartex" xmlns:cx3="http://schemas.microsoft.com/office/drawing/2016/5/9/chartex" xmlns:cx4="http://schemas.microsoft.com/office/drawing/2016/5/10/chartex" xmlns:cx5="http://schemas.microsoft.com/office/drawing/2016/5/11/chartex" xmlns:cx6="http://schemas.microsoft.com/office/drawing/2016/5/12/chartex" xmlns:cx7="http://schemas.microsoft.com/office/drawing/2016/5/13/chartex" xmlns:cx8="http://schemas.microsoft.com/office/drawing/2016/5/14/chartex" xmlns:mc="http://schemas.openxmlformats.org/markup-compatibility/2006" xmlns:aink="http://schemas.microsoft.com/office/drawing/2016/ink" xmlns:am3d="http://schemas.microsoft.com/office/drawing/2017/model3d" xmlns:o="urn:schemas-microsoft-com:office:office" xmlns:r="http://schemas.openxmlformats.org/officeDocument/2006/relationships" xmlns:m="http://schemas.openxmlformats.org/officeDocument/2006/math" xmlns:v="urn:schemas-microsoft-com:vml" xmlns:wp14="http://schemas.microsoft.com/office/word/2010/wordprocessingDrawing" xmlns:wp="http://schemas.openxmlformats.org/drawingml/2006/wordprocessingDrawing" xmlns:w10="urn:schemas-microsoft-com:office:word" xmlns:w="http://schemas.openxmlformats.org/wordprocessingml/2006/main" xmlns:w14="http://schemas.microsoft.com/office/word/2010/wordml" xmlns:w15="http://schemas.microsoft.com/office/word/2012/wordml" xmlns:w16cex="http://schemas.microsoft.com/office/word/2018/wordml/cex" xmlns:w16cid="http://schemas.microsoft.com/office/word/2016/wordml/cid" xmlns:w16="http://schemas.microsoft.com/office/word/2018/wordml" xmlns:w16sdtdh="http://schemas.microsoft.com/office/word/2020/wordml/sdtdatahash" xmlns:w16se="http://schemas.microsoft.com/office/word/2015/wordml/symex" xmlns:wpg="http://schemas.microsoft.com/office/word/2010/wordprocessingGroup" xmlns:wpi="http://schemas.microsoft.com/office/word/2010/wordprocessingInk" xmlns:wne="http://schemas.microsoft.com/office/word/2006/wordml" xmlns:wps="http://schemas.microsoft.com/office/word/2010/wordprocessingShape" mc:Ignorable="w14 w15 w16se w16cid w16 w16cex w16sdtdh wp14">
   <w:body>
     <w:p>
       <w:pPr>
@@ -14,7 +14,8 @@
         <w:rPr>
           <w:rFonts w:hint="eastAsia"/>
           <w:kern w:val="0"/>
-          <w:sz w:val="52"/>
+          <w:sz w:val="40"/>
+          <w:szCs w:val="40"/>
         </w:rPr>
         <w:t>蘇軾</w:t>
       </w:r>
@@ -22,8 +23,8 @@
         <w:rPr>
           <w:rFonts w:hint="eastAsia"/>
           <w:kern w:val="0"/>
-          <w:sz w:val="44"/>
-          <w:szCs w:val="44"/>
+          <w:sz w:val="40"/>
+          <w:szCs w:val="40"/>
         </w:rPr>
         <w:t>《</w:t>
       </w:r>
@@ -31,16 +32,16 @@
         <w:rPr>
           <w:rFonts w:hint="eastAsia"/>
           <w:kern w:val="0"/>
-          <w:sz w:val="44"/>
-          <w:szCs w:val="44"/>
+          <w:sz w:val="40"/>
+          <w:szCs w:val="40"/>
         </w:rPr>
         <w:t>惠崇春江晚景</w:t>
       </w:r>
       <w:r>
         <w:rPr>
           <w:kern w:val="0"/>
-          <w:sz w:val="44"/>
-          <w:szCs w:val="44"/>
+          <w:sz w:val="40"/>
+          <w:szCs w:val="40"/>
         </w:rPr>
         <w:t>/惠崇春江曉景</w:t>
       </w:r>
@@ -48,10 +49,19 @@
         <w:rPr>
           <w:rFonts w:hint="eastAsia"/>
           <w:kern w:val="0"/>
-          <w:sz w:val="44"/>
-          <w:szCs w:val="44"/>
+          <w:sz w:val="40"/>
+          <w:szCs w:val="40"/>
         </w:rPr>
         <w:t>》</w:t>
+      </w:r>
+      <w:r>
+        <w:rPr>
+          <w:rFonts w:hint="eastAsia"/>
+          <w:kern w:val="0"/>
+          <w:sz w:val="40"/>
+          <w:szCs w:val="40"/>
+        </w:rPr>
+        <w:t xml:space="preserve">　</w:t>
       </w:r>
       <w:r>
         <w:rPr>
@@ -179,8 +189,9 @@
           <w:ilvl w:val="0"/>
           <w:numId w:val="30"/>
         </w:numPr>
-        <w:spacing w:after="0" w:line="440" w:lineRule="exact"/>
-        <w:ind w:leftChars="0" w:left="465" w:right="0" w:hanging="482"/>
+        <w:spacing w:after="0" w:line="420" w:lineRule="exact"/>
+        <w:ind w:leftChars="0" w:left="284" w:right="0" w:hanging="301"/>
+        <w:jc w:val="both"/>
         <w:rPr>
           <w:szCs w:val="28"/>
         </w:rPr>
@@ -296,8 +307,9 @@
           <w:ilvl w:val="0"/>
           <w:numId w:val="30"/>
         </w:numPr>
-        <w:spacing w:after="0" w:line="440" w:lineRule="exact"/>
-        <w:ind w:leftChars="0" w:left="465" w:right="0" w:hanging="482"/>
+        <w:spacing w:after="0" w:line="420" w:lineRule="exact"/>
+        <w:ind w:leftChars="0" w:left="284" w:right="0" w:hanging="301"/>
+        <w:jc w:val="both"/>
         <w:rPr>
           <w:szCs w:val="28"/>
         </w:rPr>
@@ -417,8 +429,9 @@
           <w:ilvl w:val="0"/>
           <w:numId w:val="30"/>
         </w:numPr>
-        <w:spacing w:after="0" w:line="440" w:lineRule="exact"/>
-        <w:ind w:leftChars="0" w:left="465" w:right="0" w:hanging="482"/>
+        <w:spacing w:after="0" w:line="420" w:lineRule="exact"/>
+        <w:ind w:leftChars="0" w:left="284" w:right="0" w:hanging="301"/>
+        <w:jc w:val="both"/>
         <w:rPr>
           <w:szCs w:val="28"/>
         </w:rPr>
@@ -447,50 +460,25 @@
           <w:ilvl w:val="0"/>
           <w:numId w:val="30"/>
         </w:numPr>
-        <w:spacing w:after="0" w:line="440" w:lineRule="exact"/>
-        <w:ind w:leftChars="0" w:left="465" w:right="0" w:hanging="482"/>
-        <w:rPr>
-          <w:szCs w:val="28"/>
-        </w:rPr>
-      </w:pPr>
-      <w:r>
-        <w:rPr>
-          <w:rFonts w:hint="eastAsia"/>
-          <w:szCs w:val="28"/>
-        </w:rPr>
-        <w:t>河豚：魚的一種，學名“</w:t>
-      </w:r>
-      <w:proofErr w:type="gramStart"/>
-      <w:r>
-        <w:rPr>
-          <w:rFonts w:hint="eastAsia"/>
-          <w:szCs w:val="28"/>
-        </w:rPr>
-        <w:t>魨</w:t>
-      </w:r>
-      <w:proofErr w:type="gramEnd"/>
-      <w:r>
-        <w:rPr>
-          <w:szCs w:val="28"/>
-        </w:rPr>
-        <w:t>(</w:t>
-      </w:r>
-      <w:proofErr w:type="gramStart"/>
-      <w:r>
-        <w:rPr>
-          <w:rFonts w:hint="eastAsia"/>
-          <w:color w:val="FF0000"/>
-          <w:sz w:val="16"/>
-          <w:szCs w:val="16"/>
-        </w:rPr>
-        <w:t>ㄊㄨㄣˊ</w:t>
-      </w:r>
-      <w:proofErr w:type="gramEnd"/>
-      <w:r>
-        <w:rPr>
-          <w:szCs w:val="28"/>
-        </w:rPr>
-        <w:t>)”，肉味鮮美，但是卵巢和肝臟有劇毒。產於我國沿海和一些內河。</w:t>
+        <w:spacing w:after="0" w:line="420" w:lineRule="exact"/>
+        <w:ind w:leftChars="0" w:left="284" w:right="0" w:hanging="301"/>
+        <w:jc w:val="both"/>
+        <w:rPr>
+          <w:szCs w:val="28"/>
+        </w:rPr>
+      </w:pPr>
+      <w:r>
+        <w:rPr>
+          <w:rFonts w:hint="eastAsia"/>
+          <w:szCs w:val="28"/>
+        </w:rPr>
+        <w:t>河豚：魚的一種</w:t>
+      </w:r>
+      <w:r>
+        <w:rPr>
+          <w:szCs w:val="28"/>
+        </w:rPr>
+        <w:t>，肉味鮮美，但是卵巢和肝臟有劇毒。產於我國沿海和一些內河。</w:t>
       </w:r>
       <w:proofErr w:type="gramStart"/>
       <w:r>
@@ -514,8 +502,9 @@
           <w:ilvl w:val="0"/>
           <w:numId w:val="30"/>
         </w:numPr>
-        <w:spacing w:after="0" w:line="440" w:lineRule="exact"/>
-        <w:ind w:leftChars="0" w:left="465" w:right="0" w:hanging="482"/>
+        <w:spacing w:after="0" w:line="420" w:lineRule="exact"/>
+        <w:ind w:leftChars="0" w:left="284" w:right="0" w:hanging="301"/>
+        <w:jc w:val="both"/>
         <w:rPr>
           <w:szCs w:val="28"/>
         </w:rPr>
@@ -551,8 +540,9 @@
           <w:ilvl w:val="0"/>
           <w:numId w:val="30"/>
         </w:numPr>
-        <w:spacing w:after="0" w:line="440" w:lineRule="exact"/>
-        <w:ind w:leftChars="0" w:left="465" w:right="0" w:hanging="482"/>
+        <w:spacing w:after="0" w:line="420" w:lineRule="exact"/>
+        <w:ind w:leftChars="0" w:left="284" w:right="0" w:hanging="301"/>
+        <w:jc w:val="both"/>
         <w:rPr>
           <w:szCs w:val="28"/>
         </w:rPr>
@@ -598,18 +588,12 @@
         </w:rPr>
         <w:t>賞析</w:t>
       </w:r>
-      <w:r>
-        <w:rPr>
-          <w:rFonts w:hint="eastAsia"/>
-          <w:szCs w:val="28"/>
-        </w:rPr>
-        <w:t xml:space="preserve"> </w:t>
-      </w:r>
     </w:p>
     <w:p>
       <w:pPr>
         <w:spacing w:after="0" w:line="420" w:lineRule="exact"/>
         <w:ind w:left="-6" w:right="0" w:hanging="11"/>
+        <w:jc w:val="both"/>
         <w:rPr>
           <w:szCs w:val="28"/>
         </w:rPr>
@@ -621,6 +605,73 @@
         </w:rPr>
         <w:t xml:space="preserve">    </w:t>
       </w:r>
+      <w:r>
+        <w:rPr>
+          <w:rFonts w:hint="eastAsia"/>
+          <w:szCs w:val="28"/>
+        </w:rPr>
+        <w:t>這首詩是</w:t>
+      </w:r>
+      <w:r>
+        <w:rPr>
+          <w:rFonts w:hint="eastAsia"/>
+          <w:szCs w:val="28"/>
+          <w:u w:val="single"/>
+        </w:rPr>
+        <w:t>北宋</w:t>
+      </w:r>
+      <w:r>
+        <w:rPr>
+          <w:rFonts w:hint="eastAsia"/>
+          <w:szCs w:val="28"/>
+        </w:rPr>
+        <w:t>大文豪</w:t>
+      </w:r>
+      <w:r>
+        <w:rPr>
+          <w:rFonts w:hint="eastAsia"/>
+          <w:szCs w:val="28"/>
+          <w:u w:val="single"/>
+        </w:rPr>
+        <w:t>蘇軾</w:t>
+      </w:r>
+      <w:r>
+        <w:rPr>
+          <w:rFonts w:hint="eastAsia"/>
+          <w:szCs w:val="28"/>
+        </w:rPr>
+        <w:t>的經典七言絕句《惠崇春江晚景二首》（其一），題寫在僧人</w:t>
+      </w:r>
+      <w:r>
+        <w:rPr>
+          <w:rFonts w:hint="eastAsia"/>
+          <w:szCs w:val="28"/>
+          <w:u w:val="single"/>
+        </w:rPr>
+        <w:t>惠崇</w:t>
+      </w:r>
+      <w:r>
+        <w:rPr>
+          <w:rFonts w:hint="eastAsia"/>
+          <w:szCs w:val="28"/>
+        </w:rPr>
+        <w:t>的畫作《春江晚景》之上。</w:t>
+      </w:r>
+      <w:r>
+        <w:rPr>
+          <w:rFonts w:hint="eastAsia"/>
+          <w:szCs w:val="28"/>
+          <w:u w:val="single"/>
+        </w:rPr>
+        <w:t>蘇軾</w:t>
+      </w:r>
+      <w:r>
+        <w:rPr>
+          <w:rFonts w:hint="eastAsia"/>
+          <w:szCs w:val="28"/>
+        </w:rPr>
+        <w:t>以其敏銳的觀察力與豐富的想像力，將一幅靜態的</w:t>
+      </w:r>
       <w:proofErr w:type="gramStart"/>
       <w:r>
         <w:rPr>
@@ -628,14 +679,14 @@
           <w:szCs w:val="28"/>
           <w:u w:val="single"/>
         </w:rPr>
-        <w:t>惠崇</w:t>
-      </w:r>
-      <w:r>
-        <w:rPr>
-          <w:rFonts w:hint="eastAsia"/>
-          <w:szCs w:val="28"/>
-        </w:rPr>
-        <w:t>是</w:t>
+        <w:t>江南</w:t>
+      </w:r>
+      <w:r>
+        <w:rPr>
+          <w:rFonts w:hint="eastAsia"/>
+          <w:szCs w:val="28"/>
+        </w:rPr>
+        <w:t>春景圖</w:t>
       </w:r>
       <w:proofErr w:type="gramEnd"/>
       <w:r>
@@ -643,109 +694,173 @@
           <w:rFonts w:hint="eastAsia"/>
           <w:szCs w:val="28"/>
         </w:rPr>
-        <w:t>個和尚，宋代畫家。這首詩是</w:t>
-      </w:r>
-      <w:r>
-        <w:rPr>
-          <w:rFonts w:hint="eastAsia"/>
-          <w:szCs w:val="28"/>
-          <w:u w:val="single"/>
-        </w:rPr>
-        <w:t>蘇軾</w:t>
-      </w:r>
-      <w:proofErr w:type="gramStart"/>
-      <w:r>
-        <w:rPr>
-          <w:rFonts w:hint="eastAsia"/>
-          <w:szCs w:val="28"/>
-        </w:rPr>
-        <w:t>題在</w:t>
-      </w:r>
-      <w:r>
-        <w:rPr>
-          <w:rFonts w:hint="eastAsia"/>
-          <w:szCs w:val="28"/>
-          <w:u w:val="single"/>
-        </w:rPr>
-        <w:t>惠崇</w:t>
-      </w:r>
-      <w:r>
-        <w:rPr>
-          <w:rFonts w:hint="eastAsia"/>
-          <w:szCs w:val="28"/>
-        </w:rPr>
-        <w:t>所</w:t>
-      </w:r>
-      <w:proofErr w:type="gramEnd"/>
-      <w:r>
-        <w:rPr>
-          <w:rFonts w:hint="eastAsia"/>
-          <w:szCs w:val="28"/>
-        </w:rPr>
-        <w:t>畫的《春江曉景》上的。</w:t>
-      </w:r>
-      <w:proofErr w:type="gramStart"/>
-      <w:r>
-        <w:rPr>
-          <w:rFonts w:hint="eastAsia"/>
-          <w:szCs w:val="28"/>
-          <w:u w:val="single"/>
-        </w:rPr>
-        <w:t>惠崇</w:t>
-      </w:r>
-      <w:r>
-        <w:rPr>
-          <w:rFonts w:hint="eastAsia"/>
-          <w:szCs w:val="28"/>
-        </w:rPr>
-        <w:t>原</w:t>
-      </w:r>
-      <w:proofErr w:type="gramEnd"/>
-      <w:r>
-        <w:rPr>
-          <w:rFonts w:hint="eastAsia"/>
-          <w:szCs w:val="28"/>
-        </w:rPr>
-        <w:t>畫已失，這首詩有的版本題作《春江曉景》，現已無從考證。</w:t>
+        <w:t>，轉化為</w:t>
+      </w:r>
+      <w:r>
+        <w:rPr>
+          <w:rFonts w:hint="eastAsia"/>
+          <w:b/>
+          <w:bCs/>
+          <w:szCs w:val="28"/>
+        </w:rPr>
+        <w:t>躍然紙上</w:t>
+      </w:r>
+      <w:r>
+        <w:rPr>
+          <w:rFonts w:hint="eastAsia"/>
+          <w:szCs w:val="28"/>
+        </w:rPr>
+        <w:t>、</w:t>
+      </w:r>
+      <w:r>
+        <w:rPr>
+          <w:rFonts w:hint="eastAsia"/>
+          <w:b/>
+          <w:bCs/>
+          <w:szCs w:val="28"/>
+        </w:rPr>
+        <w:t>生機盎然</w:t>
+      </w:r>
+      <w:r>
+        <w:rPr>
+          <w:rFonts w:hint="eastAsia"/>
+          <w:szCs w:val="28"/>
+        </w:rPr>
+        <w:t>的動態人間春色。</w:t>
       </w:r>
     </w:p>
     <w:p>
       <w:pPr>
         <w:spacing w:after="0" w:line="420" w:lineRule="exact"/>
         <w:ind w:left="-6" w:right="0" w:hanging="11"/>
-        <w:rPr>
-          <w:szCs w:val="28"/>
-        </w:rPr>
-      </w:pPr>
-      <w:r>
-        <w:rPr>
-          <w:rFonts w:hint="eastAsia"/>
-          <w:szCs w:val="28"/>
-        </w:rPr>
-        <w:t xml:space="preserve">    </w:t>
-      </w:r>
-      <w:r>
-        <w:rPr>
-          <w:rFonts w:hint="eastAsia"/>
-          <w:szCs w:val="28"/>
-        </w:rPr>
-        <w:t>畫以鮮明的形象，使人有具體的視覺感受，但它只能表現一個特定的畫面，有一定的侷限性。而一首好詩，雖無可視的圖像，卻能用形象的語言，吸引讀者進入一個通過詩人獨特構思而形成的美的意境，以彌補某些畫面所不能表現的東西。</w:t>
+        <w:jc w:val="both"/>
+        <w:rPr>
+          <w:szCs w:val="28"/>
+        </w:rPr>
+      </w:pPr>
+      <w:r>
+        <w:rPr>
+          <w:rFonts w:hint="eastAsia"/>
+          <w:szCs w:val="28"/>
+        </w:rPr>
+        <w:t xml:space="preserve">　　</w:t>
+      </w:r>
+      <w:proofErr w:type="gramStart"/>
+      <w:r>
+        <w:rPr>
+          <w:rFonts w:hint="eastAsia"/>
+          <w:szCs w:val="28"/>
+        </w:rPr>
+        <w:t>全詩採取</w:t>
+      </w:r>
+      <w:proofErr w:type="gramEnd"/>
+      <w:r>
+        <w:rPr>
+          <w:rFonts w:hint="eastAsia"/>
+          <w:szCs w:val="28"/>
+        </w:rPr>
+        <w:t>由遠及近、由空間到時間的</w:t>
+      </w:r>
+      <w:r>
+        <w:rPr>
+          <w:rFonts w:hint="eastAsia"/>
+          <w:b/>
+          <w:bCs/>
+          <w:szCs w:val="28"/>
+        </w:rPr>
+        <w:t>推移</w:t>
+      </w:r>
+      <w:r>
+        <w:rPr>
+          <w:rFonts w:hint="eastAsia"/>
+          <w:szCs w:val="28"/>
+        </w:rPr>
+        <w:t>手法，層次分明</w:t>
+      </w:r>
+      <w:r>
+        <w:rPr>
+          <w:rFonts w:hint="eastAsia"/>
+          <w:szCs w:val="28"/>
+        </w:rPr>
+        <w:t>。</w:t>
+      </w:r>
+      <w:r>
+        <w:rPr>
+          <w:szCs w:val="28"/>
+        </w:rPr>
+        <w:br/>
+      </w:r>
+      <w:r>
+        <w:rPr>
+          <w:rFonts w:hint="eastAsia"/>
+          <w:szCs w:val="28"/>
+        </w:rPr>
+        <w:t xml:space="preserve">　　</w:t>
+      </w:r>
+      <w:proofErr w:type="gramStart"/>
+      <w:r>
+        <w:rPr>
+          <w:rFonts w:hint="eastAsia"/>
+          <w:szCs w:val="28"/>
+        </w:rPr>
+        <w:t>首句</w:t>
+      </w:r>
+      <w:proofErr w:type="gramEnd"/>
+      <w:r>
+        <w:rPr>
+          <w:rFonts w:hint="eastAsia"/>
+          <w:szCs w:val="28"/>
+        </w:rPr>
+        <w:t>「竹外桃花三兩枝」，詩人透過翠綠的竹林，捕捉到點綴其間的幾枝粉嫩桃花。這裡的「三兩枝」用</w:t>
+      </w:r>
+      <w:proofErr w:type="gramStart"/>
+      <w:r>
+        <w:rPr>
+          <w:rFonts w:hint="eastAsia"/>
+          <w:szCs w:val="28"/>
+        </w:rPr>
+        <w:t>得極妙</w:t>
+      </w:r>
+      <w:proofErr w:type="gramEnd"/>
+      <w:r>
+        <w:rPr>
+          <w:rFonts w:hint="eastAsia"/>
+          <w:szCs w:val="28"/>
+        </w:rPr>
+        <w:t>，精</w:t>
+      </w:r>
+      <w:proofErr w:type="gramStart"/>
+      <w:r>
+        <w:rPr>
+          <w:rFonts w:hint="eastAsia"/>
+          <w:szCs w:val="28"/>
+        </w:rPr>
+        <w:t>準</w:t>
+      </w:r>
+      <w:proofErr w:type="gramEnd"/>
+      <w:r>
+        <w:rPr>
+          <w:rFonts w:hint="eastAsia"/>
+          <w:szCs w:val="28"/>
+        </w:rPr>
+        <w:t>地傳達出「初春」桃花始開、尚未繁茂的獨特時序感，色彩對比鮮明，清新自然。</w:t>
       </w:r>
     </w:p>
     <w:p>
       <w:pPr>
         <w:spacing w:after="0" w:line="420" w:lineRule="exact"/>
         <w:ind w:left="-6" w:right="0" w:hanging="11"/>
-        <w:rPr>
-          <w:szCs w:val="28"/>
-        </w:rPr>
-      </w:pPr>
-      <w:r>
-        <w:rPr>
-          <w:rFonts w:hint="eastAsia"/>
-          <w:szCs w:val="28"/>
-        </w:rPr>
-        <w:t>這首</w:t>
+        <w:jc w:val="both"/>
+        <w:rPr>
+          <w:szCs w:val="28"/>
+        </w:rPr>
+      </w:pPr>
+      <w:r>
+        <w:rPr>
+          <w:rFonts w:hint="eastAsia"/>
+          <w:szCs w:val="28"/>
+        </w:rPr>
+        <w:t xml:space="preserve">　　</w:t>
       </w:r>
       <w:proofErr w:type="gramStart"/>
       <w:r>
@@ -753,7 +868,7 @@
           <w:rFonts w:hint="eastAsia"/>
           <w:szCs w:val="28"/>
         </w:rPr>
-        <w:t>題畫詩既保留</w:t>
+        <w:t>次句</w:t>
       </w:r>
       <w:proofErr w:type="gramEnd"/>
       <w:r>
@@ -761,43 +876,255 @@
           <w:rFonts w:hint="eastAsia"/>
           <w:szCs w:val="28"/>
         </w:rPr>
-        <w:t>了畫面的形象美，也發揮了詩的長處。詩人用他</w:t>
-      </w:r>
+        <w:t>「春江水暖鴨先知」是千古傳誦的名句。</w:t>
+      </w:r>
+      <w:r>
+        <w:rPr>
+          <w:rFonts w:hint="eastAsia"/>
+          <w:szCs w:val="28"/>
+          <w:u w:val="single"/>
+        </w:rPr>
+        <w:t>惠崇</w:t>
+      </w:r>
+      <w:r>
+        <w:rPr>
+          <w:rFonts w:hint="eastAsia"/>
+          <w:szCs w:val="28"/>
+        </w:rPr>
+        <w:t>的畫作只能畫出鴨子在水中嬉戲的「形」，</w:t>
+      </w:r>
+      <w:r>
+        <w:rPr>
+          <w:rFonts w:hint="eastAsia"/>
+          <w:szCs w:val="28"/>
+          <w:u w:val="single"/>
+        </w:rPr>
+        <w:t>蘇軾</w:t>
+      </w:r>
+      <w:r>
+        <w:rPr>
+          <w:rFonts w:hint="eastAsia"/>
+          <w:szCs w:val="28"/>
+        </w:rPr>
+        <w:t>卻由眼前</w:t>
+      </w:r>
+      <w:proofErr w:type="gramStart"/>
+      <w:r>
+        <w:rPr>
+          <w:rFonts w:hint="eastAsia"/>
+          <w:szCs w:val="28"/>
+        </w:rPr>
+        <w:t>的鴨群</w:t>
+      </w:r>
+      <w:proofErr w:type="gramEnd"/>
+      <w:r>
+        <w:rPr>
+          <w:rFonts w:hint="eastAsia"/>
+          <w:szCs w:val="28"/>
+        </w:rPr>
+        <w:t>，聯想到江水溫度的變化。他將視覺延伸至觸覺，以「暖」字</w:t>
+      </w:r>
+      <w:proofErr w:type="gramStart"/>
+      <w:r>
+        <w:rPr>
+          <w:rFonts w:hint="eastAsia"/>
+          <w:szCs w:val="28"/>
+        </w:rPr>
+        <w:t>點出春回</w:t>
+      </w:r>
+      <w:proofErr w:type="gramEnd"/>
+      <w:r>
+        <w:rPr>
+          <w:rFonts w:hint="eastAsia"/>
+          <w:szCs w:val="28"/>
+        </w:rPr>
+        <w:t>大地的生機，並把鴨子擬人化，賦予其敏銳的感知力，使整幅畫作動了起來。</w:t>
+      </w:r>
+    </w:p>
+    <w:p>
+      <w:pPr>
+        <w:spacing w:after="0" w:line="420" w:lineRule="exact"/>
+        <w:ind w:left="-6" w:right="0" w:hanging="11"/>
+        <w:jc w:val="both"/>
+        <w:rPr>
+          <w:szCs w:val="28"/>
+        </w:rPr>
+      </w:pPr>
+      <w:r>
+        <w:rPr>
+          <w:rFonts w:hint="eastAsia"/>
+          <w:szCs w:val="28"/>
+        </w:rPr>
+        <w:t xml:space="preserve">　　</w:t>
+      </w:r>
+      <w:r>
+        <w:rPr>
+          <w:rFonts w:hint="eastAsia"/>
+          <w:szCs w:val="28"/>
+        </w:rPr>
+        <w:t>第三句「蔞蒿滿地</w:t>
+      </w:r>
+      <w:proofErr w:type="gramStart"/>
+      <w:r>
+        <w:rPr>
+          <w:rFonts w:hint="eastAsia"/>
+          <w:szCs w:val="28"/>
+        </w:rPr>
+        <w:t>蘆芽短</w:t>
+      </w:r>
+      <w:proofErr w:type="gramEnd"/>
+      <w:r>
+        <w:rPr>
+          <w:rFonts w:hint="eastAsia"/>
+          <w:szCs w:val="28"/>
+        </w:rPr>
+        <w:t>」將視線移回江岸。滿地的蔞蒿已經蓬勃生長，初生的蘆芽也</w:t>
+      </w:r>
+      <w:proofErr w:type="gramStart"/>
+      <w:r>
+        <w:rPr>
+          <w:rFonts w:hint="eastAsia"/>
+          <w:szCs w:val="28"/>
+        </w:rPr>
+        <w:t>才剛探出</w:t>
+      </w:r>
+      <w:proofErr w:type="gramEnd"/>
+      <w:r>
+        <w:rPr>
+          <w:rFonts w:hint="eastAsia"/>
+          <w:szCs w:val="28"/>
+        </w:rPr>
+        <w:t>短短的尖頭。這一「滿」</w:t>
+      </w:r>
+      <w:proofErr w:type="gramStart"/>
+      <w:r>
+        <w:rPr>
+          <w:rFonts w:hint="eastAsia"/>
+          <w:szCs w:val="28"/>
+        </w:rPr>
+        <w:t>一</w:t>
+      </w:r>
+      <w:proofErr w:type="gramEnd"/>
+      <w:r>
+        <w:rPr>
+          <w:rFonts w:hint="eastAsia"/>
+          <w:szCs w:val="28"/>
+        </w:rPr>
+        <w:t>「短」，不僅寫出了植物在初春時節的生長狀態，更交織出滿眼盎然的綠意。</w:t>
+      </w:r>
+    </w:p>
+    <w:p>
+      <w:pPr>
+        <w:spacing w:after="0" w:line="420" w:lineRule="exact"/>
+        <w:ind w:left="-6" w:right="0" w:hanging="11"/>
+        <w:jc w:val="both"/>
+        <w:rPr>
+          <w:spacing w:val="-6"/>
+          <w:szCs w:val="28"/>
+        </w:rPr>
+      </w:pPr>
+      <w:r>
+        <w:rPr>
+          <w:rFonts w:hint="eastAsia"/>
+          <w:szCs w:val="28"/>
+        </w:rPr>
+        <w:t xml:space="preserve">　　</w:t>
+      </w:r>
+      <w:r>
+        <w:rPr>
+          <w:rFonts w:hint="eastAsia"/>
+          <w:spacing w:val="-6"/>
+          <w:szCs w:val="28"/>
+        </w:rPr>
+        <w:t>末句「正是河豚欲上時」</w:t>
+      </w:r>
+      <w:proofErr w:type="gramStart"/>
+      <w:r>
+        <w:rPr>
+          <w:rFonts w:hint="eastAsia"/>
+          <w:spacing w:val="-6"/>
+          <w:szCs w:val="28"/>
+        </w:rPr>
+        <w:t>是全詩的</w:t>
+      </w:r>
+      <w:proofErr w:type="gramEnd"/>
       <w:r>
         <w:rPr>
           <w:rFonts w:hint="eastAsia"/>
           <w:b/>
           <w:bCs/>
-          <w:szCs w:val="28"/>
-        </w:rPr>
-        <w:t>饒</w:t>
-      </w:r>
-      <w:r>
-        <w:rPr>
-          <w:rFonts w:hint="eastAsia"/>
-          <w:szCs w:val="28"/>
-        </w:rPr>
-        <w:t>有風味、</w:t>
-      </w:r>
+          <w:spacing w:val="-6"/>
+          <w:szCs w:val="28"/>
+        </w:rPr>
+        <w:t>點</w:t>
+      </w:r>
+      <w:proofErr w:type="gramStart"/>
       <w:r>
         <w:rPr>
           <w:rFonts w:hint="eastAsia"/>
           <w:b/>
           <w:bCs/>
-          <w:szCs w:val="28"/>
-        </w:rPr>
-        <w:t>虛實相間</w:t>
-      </w:r>
-      <w:r>
-        <w:rPr>
-          <w:rFonts w:hint="eastAsia"/>
-          <w:szCs w:val="28"/>
-        </w:rPr>
-        <w:t>的筆墨，將原畫所描繪的春色展現得那樣令人神往。在根據畫面進行描寫的同時，</w:t>
-      </w:r>
-      <w:r>
-        <w:rPr>
-          <w:rFonts w:hint="eastAsia"/>
+          <w:spacing w:val="-6"/>
+          <w:szCs w:val="28"/>
+        </w:rPr>
+        <w:t>睛</w:t>
+      </w:r>
+      <w:proofErr w:type="gramEnd"/>
+      <w:r>
+        <w:rPr>
+          <w:rFonts w:hint="eastAsia"/>
+          <w:b/>
+          <w:bCs/>
+          <w:spacing w:val="-6"/>
+          <w:szCs w:val="28"/>
+        </w:rPr>
+        <w:t>之筆</w:t>
+      </w:r>
+      <w:r>
+        <w:rPr>
+          <w:rFonts w:hint="eastAsia"/>
+          <w:spacing w:val="-6"/>
+          <w:szCs w:val="28"/>
+        </w:rPr>
+        <w:t>。</w:t>
+      </w:r>
+      <w:proofErr w:type="gramStart"/>
+      <w:r>
+        <w:rPr>
+          <w:rFonts w:hint="eastAsia"/>
+          <w:spacing w:val="-6"/>
+          <w:szCs w:val="28"/>
+        </w:rPr>
+        <w:t>河豚逆江而</w:t>
+      </w:r>
+      <w:proofErr w:type="gramEnd"/>
+      <w:r>
+        <w:rPr>
+          <w:rFonts w:hint="eastAsia"/>
+          <w:spacing w:val="-6"/>
+          <w:szCs w:val="28"/>
+        </w:rPr>
+        <w:t>上產卵是季節性現象</w:t>
+      </w:r>
+      <w:r>
+        <w:rPr>
+          <w:spacing w:val="-6"/>
+          <w:szCs w:val="28"/>
+        </w:rPr>
+        <w:br/>
+      </w:r>
+      <w:r>
+        <w:rPr>
+          <w:rFonts w:hint="eastAsia"/>
+          <w:spacing w:val="-6"/>
+          <w:szCs w:val="28"/>
+        </w:rPr>
+        <w:t>，在畫作中是無法直接描繪的。</w:t>
+      </w:r>
+      <w:r>
+        <w:rPr>
+          <w:rFonts w:hint="eastAsia"/>
+          <w:spacing w:val="-6"/>
           <w:szCs w:val="28"/>
           <w:u w:val="single"/>
         </w:rPr>
@@ -806,62 +1133,70 @@
       <w:r>
         <w:rPr>
           <w:rFonts w:hint="eastAsia"/>
-          <w:szCs w:val="28"/>
-        </w:rPr>
-        <w:t>又有新的構思，從而使得畫中的優美形象更</w:t>
-      </w:r>
-      <w:proofErr w:type="gramStart"/>
-      <w:r>
-        <w:rPr>
-          <w:rFonts w:hint="eastAsia"/>
-          <w:szCs w:val="28"/>
-        </w:rPr>
-        <w:t>富有詩</w:t>
-      </w:r>
-      <w:proofErr w:type="gramEnd"/>
-      <w:r>
-        <w:rPr>
-          <w:rFonts w:hint="eastAsia"/>
-          <w:szCs w:val="28"/>
-        </w:rPr>
-        <w:t>的感情和引人入勝的意境。</w:t>
+          <w:spacing w:val="-6"/>
+          <w:szCs w:val="28"/>
+        </w:rPr>
+        <w:t>由岸邊的「蔞蒿」與「蘆芽」（此二者在</w:t>
+      </w:r>
+      <w:r>
+        <w:rPr>
+          <w:rFonts w:hint="eastAsia"/>
+          <w:spacing w:val="-6"/>
+          <w:szCs w:val="28"/>
+          <w:u w:val="single"/>
+        </w:rPr>
+        <w:t>江南</w:t>
+      </w:r>
+      <w:r>
+        <w:rPr>
+          <w:rFonts w:hint="eastAsia"/>
+          <w:spacing w:val="-6"/>
+          <w:szCs w:val="28"/>
+        </w:rPr>
+        <w:t>皆為烹飪河豚的絕佳配料）產生聯想，進而推導出此時正是河豚將要成群</w:t>
+      </w:r>
+      <w:r>
+        <w:rPr>
+          <w:rFonts w:hint="eastAsia"/>
+          <w:b/>
+          <w:bCs/>
+          <w:spacing w:val="-6"/>
+          <w:szCs w:val="28"/>
+        </w:rPr>
+        <w:t>洄游</w:t>
+      </w:r>
+      <w:r>
+        <w:rPr>
+          <w:rFonts w:hint="eastAsia"/>
+          <w:spacing w:val="-6"/>
+          <w:szCs w:val="28"/>
+        </w:rPr>
+        <w:t>的季節。</w:t>
       </w:r>
     </w:p>
     <w:p>
       <w:pPr>
-        <w:spacing w:after="0" w:line="420" w:lineRule="exact"/>
+        <w:spacing w:after="0" w:line="440" w:lineRule="exact"/>
         <w:ind w:left="-6" w:right="0" w:hanging="11"/>
-        <w:rPr>
-          <w:szCs w:val="28"/>
-        </w:rPr>
-      </w:pPr>
-      <w:r>
-        <w:rPr>
-          <w:rFonts w:hint="eastAsia"/>
-          <w:szCs w:val="28"/>
-        </w:rPr>
-        <w:t xml:space="preserve">    </w:t>
-      </w:r>
-      <w:r>
-        <w:rPr>
-          <w:rFonts w:hint="eastAsia"/>
-          <w:szCs w:val="28"/>
-        </w:rPr>
-        <w:t>竹林外兩三枝桃花初放，鴨子在水中</w:t>
-      </w:r>
-      <w:r>
-        <w:rPr>
-          <w:rFonts w:hint="eastAsia"/>
-          <w:szCs w:val="28"/>
-        </w:rPr>
-        <w:t>遊戲</w:t>
-      </w:r>
-      <w:r>
-        <w:rPr>
-          <w:rFonts w:hint="eastAsia"/>
-          <w:szCs w:val="28"/>
-        </w:rPr>
-        <w:t>，它們最先察覺了初春江水的回暖。河灘上</w:t>
+        <w:jc w:val="both"/>
+        <w:rPr>
+          <w:szCs w:val="28"/>
+        </w:rPr>
+      </w:pPr>
+      <w:r>
+        <w:rPr>
+          <w:rFonts w:hint="eastAsia"/>
+          <w:szCs w:val="28"/>
+        </w:rPr>
+        <w:lastRenderedPageBreak/>
+        <w:t xml:space="preserve">　　</w:t>
+      </w:r>
+      <w:r>
+        <w:rPr>
+          <w:rFonts w:hint="eastAsia"/>
+          <w:szCs w:val="28"/>
+        </w:rPr>
+        <w:t>這一筆「</w:t>
       </w:r>
       <w:proofErr w:type="gramStart"/>
       <w:r>
@@ -869,7 +1204,7 @@
           <w:rFonts w:hint="eastAsia"/>
           <w:szCs w:val="28"/>
         </w:rPr>
-        <w:t>已經滿是蔞蒿</w:t>
+        <w:t>虛寫</w:t>
       </w:r>
       <w:proofErr w:type="gramEnd"/>
       <w:r>
@@ -877,21 +1212,38 @@
           <w:rFonts w:hint="eastAsia"/>
           <w:szCs w:val="28"/>
         </w:rPr>
-        <w:t>，</w:t>
-      </w:r>
-      <w:r>
-        <w:rPr>
-          <w:rFonts w:hint="eastAsia"/>
-          <w:szCs w:val="28"/>
-        </w:rPr>
-        <w:t>蘆葦</w:t>
-      </w:r>
-      <w:r>
-        <w:rPr>
-          <w:rFonts w:hint="eastAsia"/>
-          <w:szCs w:val="28"/>
-        </w:rPr>
-        <w:t>也開始抽芽，而此時河豚正是上市的好時節，可以在市場上銷售了。（</w:t>
+        <w:t>」，打破了畫幅的空間限制，將現實與想像完美融合。它不僅展現了</w:t>
+      </w:r>
+      <w:r>
+        <w:rPr>
+          <w:rFonts w:hint="eastAsia"/>
+          <w:szCs w:val="28"/>
+          <w:u w:val="single"/>
+        </w:rPr>
+        <w:t>蘇軾</w:t>
+      </w:r>
+      <w:r>
+        <w:rPr>
+          <w:rFonts w:hint="eastAsia"/>
+          <w:szCs w:val="28"/>
+        </w:rPr>
+        <w:t>對生活細節的</w:t>
+      </w:r>
+      <w:r>
+        <w:rPr>
+          <w:rFonts w:hint="eastAsia"/>
+          <w:b/>
+          <w:bCs/>
+          <w:szCs w:val="28"/>
+        </w:rPr>
+        <w:t>熟稔</w:t>
+      </w:r>
+      <w:r>
+        <w:rPr>
+          <w:rFonts w:hint="eastAsia"/>
+          <w:szCs w:val="28"/>
+        </w:rPr>
+        <w:t>與熱愛，</w:t>
       </w:r>
       <w:proofErr w:type="gramStart"/>
       <w:r>
@@ -899,7 +1251,7 @@
           <w:rFonts w:hint="eastAsia"/>
           <w:szCs w:val="28"/>
         </w:rPr>
-        <w:t>一</w:t>
+        <w:t>更為全詩注入</w:t>
       </w:r>
       <w:proofErr w:type="gramEnd"/>
       <w:r>
@@ -907,521 +1259,32 @@
           <w:rFonts w:hint="eastAsia"/>
           <w:szCs w:val="28"/>
         </w:rPr>
-        <w:t>作沿潮水而上的時節）</w:t>
+        <w:t>了一股極具</w:t>
+      </w:r>
+      <w:r>
+        <w:rPr>
+          <w:rFonts w:hint="eastAsia"/>
+          <w:b/>
+          <w:bCs/>
+          <w:szCs w:val="28"/>
+        </w:rPr>
+        <w:t>煙火氣</w:t>
+      </w:r>
+      <w:r>
+        <w:rPr>
+          <w:rFonts w:hint="eastAsia"/>
+          <w:szCs w:val="28"/>
+        </w:rPr>
+        <w:t>的人間情趣。</w:t>
       </w:r>
     </w:p>
     <w:p>
       <w:pPr>
-        <w:spacing w:after="0" w:line="420" w:lineRule="exact"/>
+        <w:spacing w:after="0" w:line="440" w:lineRule="exact"/>
         <w:ind w:left="-6" w:right="0" w:hanging="11"/>
-        <w:rPr>
-          <w:szCs w:val="28"/>
-        </w:rPr>
-      </w:pPr>
-      <w:r>
-        <w:rPr>
-          <w:rFonts w:hint="eastAsia"/>
-          <w:szCs w:val="28"/>
-        </w:rPr>
-        <w:t xml:space="preserve">    </w:t>
-      </w:r>
-      <w:r>
-        <w:rPr>
-          <w:rFonts w:hint="eastAsia"/>
-          <w:szCs w:val="28"/>
-        </w:rPr>
-        <w:t>好的題畫詩，既要扣合繪畫主題，又不能</w:t>
-      </w:r>
-      <w:proofErr w:type="gramStart"/>
-      <w:r>
-        <w:rPr>
-          <w:rFonts w:hint="eastAsia"/>
-          <w:szCs w:val="28"/>
-        </w:rPr>
-        <w:t>拘</w:t>
-      </w:r>
-      <w:proofErr w:type="gramEnd"/>
-      <w:r>
-        <w:rPr>
-          <w:rFonts w:hint="eastAsia"/>
-          <w:szCs w:val="28"/>
-        </w:rPr>
-        <w:t>於畫面內容，既要能再現畫境，同時又能跳出畫外，</w:t>
-      </w:r>
-      <w:r>
-        <w:rPr>
-          <w:rFonts w:hint="eastAsia"/>
-          <w:b/>
-          <w:bCs/>
-          <w:szCs w:val="28"/>
-        </w:rPr>
-        <w:t>別開生面</w:t>
-      </w:r>
-      <w:r>
-        <w:rPr>
-          <w:rFonts w:hint="eastAsia"/>
-          <w:szCs w:val="28"/>
-        </w:rPr>
-        <w:t>，離開繪畫而不失其獨立的藝術生命。</w:t>
-      </w:r>
-      <w:r>
-        <w:rPr>
-          <w:rFonts w:hint="eastAsia"/>
-          <w:szCs w:val="28"/>
-          <w:u w:val="single"/>
-        </w:rPr>
-        <w:t>蘇軾</w:t>
-      </w:r>
-      <w:r>
-        <w:rPr>
-          <w:rFonts w:hint="eastAsia"/>
-          <w:szCs w:val="28"/>
-        </w:rPr>
-        <w:t>這首詩可以說做到了這一點。詩的</w:t>
-      </w:r>
-      <w:proofErr w:type="gramStart"/>
-      <w:r>
-        <w:rPr>
-          <w:rFonts w:hint="eastAsia"/>
-          <w:szCs w:val="28"/>
-        </w:rPr>
-        <w:t>前三句詠畫面</w:t>
-      </w:r>
-      <w:proofErr w:type="gramEnd"/>
-      <w:r>
-        <w:rPr>
-          <w:rFonts w:hint="eastAsia"/>
-          <w:szCs w:val="28"/>
-        </w:rPr>
-        <w:t>景物，最後一句是由畫面景物引起的聯想。整首詩又如同詩人即景言情，當下所得，</w:t>
-      </w:r>
-      <w:proofErr w:type="gramStart"/>
-      <w:r>
-        <w:rPr>
-          <w:rFonts w:hint="eastAsia"/>
-          <w:b/>
-          <w:bCs/>
-          <w:szCs w:val="28"/>
-        </w:rPr>
-        <w:t>意象</w:t>
-      </w:r>
-      <w:r>
-        <w:rPr>
-          <w:rFonts w:hint="eastAsia"/>
-          <w:szCs w:val="28"/>
-        </w:rPr>
-        <w:t>妙會而</w:t>
-      </w:r>
-      <w:proofErr w:type="gramEnd"/>
-      <w:r>
-        <w:rPr>
-          <w:rFonts w:hint="eastAsia"/>
-          <w:szCs w:val="28"/>
-        </w:rPr>
-        <w:t>自然。說前三句再現畫境，其實兩者也</w:t>
-      </w:r>
-      <w:proofErr w:type="gramStart"/>
-      <w:r>
-        <w:rPr>
-          <w:rFonts w:hint="eastAsia"/>
-          <w:szCs w:val="28"/>
-        </w:rPr>
-        <w:t>不</w:t>
-      </w:r>
-      <w:proofErr w:type="gramEnd"/>
-      <w:r>
-        <w:rPr>
-          <w:rFonts w:hint="eastAsia"/>
-          <w:szCs w:val="28"/>
-        </w:rPr>
-        <w:t>全然等同。第二句中“水暖”</w:t>
-      </w:r>
-      <w:r>
-        <w:rPr>
-          <w:szCs w:val="28"/>
-        </w:rPr>
-        <w:t>(溫度)、“鴨先知”(知覺)</w:t>
-      </w:r>
-      <w:r>
-        <w:rPr>
-          <w:b/>
-          <w:bCs/>
-          <w:szCs w:val="28"/>
-        </w:rPr>
-        <w:t>云云</w:t>
-      </w:r>
-      <w:r>
-        <w:rPr>
-          <w:szCs w:val="28"/>
-        </w:rPr>
-        <w:t>，是不能直</w:t>
-      </w:r>
-      <w:r>
-        <w:rPr>
-          <w:szCs w:val="28"/>
-        </w:rPr>
-        <w:lastRenderedPageBreak/>
-        <w:t>接畫出的。詩能描寫如畫，詠物性又過於畫。這是因</w:t>
-      </w:r>
-      <w:r>
-        <w:rPr>
-          <w:rFonts w:hint="eastAsia"/>
-          <w:szCs w:val="28"/>
-        </w:rPr>
-        <w:t>爲繪畫屬於視覺藝術，而詩是語言藝術，有</w:t>
-      </w:r>
-      <w:r>
-        <w:rPr>
-          <w:rFonts w:hint="eastAsia"/>
-          <w:szCs w:val="28"/>
-        </w:rPr>
-        <w:t>著</w:t>
-      </w:r>
-      <w:r>
-        <w:rPr>
-          <w:rFonts w:hint="eastAsia"/>
-          <w:szCs w:val="28"/>
-        </w:rPr>
-        <w:t>表現上的絕對自由。最後一句進一步發揮聯想，在前三句客觀寫景的</w:t>
-      </w:r>
-      <w:r>
-        <w:rPr>
-          <w:szCs w:val="28"/>
-        </w:rPr>
-        <w:t>基礎上作出畫中景物所屬時令的判斷，從而增添了南方風物之美的豐富感覺，這更是畫所不能的。有關河豚的應時風味，</w:t>
-      </w:r>
-      <w:proofErr w:type="gramStart"/>
-      <w:r>
-        <w:rPr>
-          <w:szCs w:val="28"/>
-          <w:u w:val="single"/>
-        </w:rPr>
-        <w:t>梅堯臣</w:t>
-      </w:r>
-      <w:proofErr w:type="gramEnd"/>
-      <w:r>
-        <w:rPr>
-          <w:szCs w:val="28"/>
-        </w:rPr>
-        <w:t>《</w:t>
-      </w:r>
-      <w:hyperlink r:id="rId10" w:history="1">
-        <w:r>
-          <w:rPr>
-            <w:rStyle w:val="a7"/>
-            <w:szCs w:val="28"/>
-          </w:rPr>
-          <w:t>範饒州坐中客語食河豚魚</w:t>
-        </w:r>
-      </w:hyperlink>
-      <w:r>
-        <w:rPr>
-          <w:szCs w:val="28"/>
-        </w:rPr>
-        <w:t>》</w:t>
-      </w:r>
-      <w:proofErr w:type="gramStart"/>
-      <w:r>
-        <w:rPr>
-          <w:szCs w:val="28"/>
-        </w:rPr>
-        <w:t>一</w:t>
-      </w:r>
-      <w:proofErr w:type="gramEnd"/>
-      <w:r>
-        <w:rPr>
-          <w:szCs w:val="28"/>
-        </w:rPr>
-        <w:t>詩寫首：“春洲生</w:t>
-      </w:r>
-      <w:hyperlink r:id="rId11" w:history="1">
-        <w:r>
-          <w:rPr>
-            <w:rStyle w:val="a7"/>
-            <w:b/>
-            <w:bCs/>
-            <w:szCs w:val="28"/>
-          </w:rPr>
-          <w:t>荻芽</w:t>
-        </w:r>
-      </w:hyperlink>
-      <w:r>
-        <w:rPr>
-          <w:szCs w:val="28"/>
-        </w:rPr>
-        <w:t>，春岸飛楊花。河豚當是時，貴不數魚蝦。</w:t>
-      </w:r>
-      <w:r>
-        <w:rPr>
-          <w:rFonts w:hint="eastAsia"/>
-          <w:szCs w:val="28"/>
-        </w:rPr>
-        <w:t>(</w:t>
-      </w:r>
-      <w:r>
-        <w:rPr>
-          <w:rFonts w:hint="eastAsia"/>
-          <w:szCs w:val="28"/>
-        </w:rPr>
-        <w:t>價格昂貴，超過了所有的魚蝦。</w:t>
-      </w:r>
-      <w:proofErr w:type="gramStart"/>
-      <w:r>
-        <w:rPr>
-          <w:rFonts w:hint="eastAsia"/>
-          <w:szCs w:val="28"/>
-        </w:rPr>
-        <w:t>)</w:t>
-      </w:r>
-      <w:r>
-        <w:rPr>
-          <w:szCs w:val="28"/>
-        </w:rPr>
-        <w:t>”</w:t>
-      </w:r>
-      <w:r>
-        <w:rPr>
-          <w:szCs w:val="28"/>
-          <w:u w:val="single"/>
-        </w:rPr>
-        <w:t>歐陽修</w:t>
-      </w:r>
-      <w:proofErr w:type="gramEnd"/>
-      <w:r>
-        <w:rPr>
-          <w:szCs w:val="28"/>
-        </w:rPr>
-        <w:t>《六一詩話》說：“河豚常出於春暮，</w:t>
-      </w:r>
-      <w:r>
-        <w:rPr>
-          <w:rFonts w:hint="eastAsia"/>
-          <w:szCs w:val="28"/>
-        </w:rPr>
-        <w:t>羣游水上，食柳絮而肥，南人多與荻芽爲</w:t>
-      </w:r>
-      <w:r>
-        <w:rPr>
-          <w:rFonts w:hint="eastAsia"/>
-          <w:b/>
-          <w:bCs/>
-          <w:szCs w:val="28"/>
-        </w:rPr>
-        <w:t>羹</w:t>
-      </w:r>
-      <w:r>
-        <w:rPr>
-          <w:rFonts w:hint="eastAsia"/>
-          <w:szCs w:val="28"/>
-        </w:rPr>
-        <w:t>，</w:t>
-      </w:r>
-      <w:r>
-        <w:rPr>
-          <w:rFonts w:hint="eastAsia"/>
-          <w:szCs w:val="28"/>
-        </w:rPr>
-        <w:t>云</w:t>
-      </w:r>
-      <w:r>
-        <w:rPr>
-          <w:rFonts w:hint="eastAsia"/>
-          <w:szCs w:val="28"/>
-        </w:rPr>
-        <w:t>最美。”</w:t>
-      </w:r>
-      <w:r>
-        <w:rPr>
-          <w:rFonts w:hint="eastAsia"/>
-          <w:szCs w:val="28"/>
-          <w:u w:val="single"/>
-        </w:rPr>
-        <w:t>蘇軾</w:t>
-      </w:r>
-      <w:r>
-        <w:rPr>
-          <w:rFonts w:hint="eastAsia"/>
-          <w:szCs w:val="28"/>
-        </w:rPr>
-        <w:t>的學生</w:t>
-      </w:r>
-      <w:r>
-        <w:rPr>
-          <w:rFonts w:hint="eastAsia"/>
-          <w:szCs w:val="28"/>
-          <w:u w:val="single"/>
-        </w:rPr>
-        <w:t>張耒</w:t>
-      </w:r>
-      <w:r>
-        <w:rPr>
-          <w:rFonts w:hint="eastAsia"/>
-          <w:szCs w:val="28"/>
-        </w:rPr>
-        <w:t>在《明道雜誌》中也記載</w:t>
-      </w:r>
-      <w:r>
-        <w:rPr>
-          <w:rFonts w:hint="eastAsia"/>
-          <w:szCs w:val="28"/>
-          <w:u w:val="single"/>
-        </w:rPr>
-        <w:t>長江</w:t>
-      </w:r>
-      <w:r>
-        <w:rPr>
-          <w:rFonts w:hint="eastAsia"/>
-          <w:szCs w:val="28"/>
-        </w:rPr>
-        <w:t>一帶土人食河豚，“但用蔞蒿、荻筍</w:t>
-      </w:r>
-      <w:r>
-        <w:rPr>
-          <w:szCs w:val="28"/>
-        </w:rPr>
-        <w:t>(即蘆芽)、</w:t>
-      </w:r>
-      <w:r>
-        <w:rPr>
-          <w:b/>
-          <w:bCs/>
-          <w:szCs w:val="28"/>
-        </w:rPr>
-        <w:t>菘菜</w:t>
-      </w:r>
-      <w:r>
-        <w:rPr>
-          <w:szCs w:val="28"/>
-        </w:rPr>
-        <w:t>三物”烹煮，認</w:t>
-      </w:r>
-      <w:r>
-        <w:rPr>
-          <w:rFonts w:hint="eastAsia"/>
-          <w:szCs w:val="28"/>
-        </w:rPr>
-        <w:t>爲這三樣與河豚最適宜搭配。由此可見，</w:t>
-      </w:r>
-      <w:r>
-        <w:rPr>
-          <w:rFonts w:hint="eastAsia"/>
-          <w:szCs w:val="28"/>
-          <w:u w:val="single"/>
-        </w:rPr>
-        <w:t>蘇軾</w:t>
-      </w:r>
-      <w:r>
-        <w:rPr>
-          <w:rFonts w:hint="eastAsia"/>
-          <w:szCs w:val="28"/>
-        </w:rPr>
-        <w:t>的聯想是有根有據的，也是自然而然的。詩意之妙，也有賴於此。</w:t>
-      </w:r>
-    </w:p>
-    <w:p>
-      <w:pPr>
-        <w:spacing w:after="0" w:line="420" w:lineRule="exact"/>
-        <w:ind w:left="-6" w:right="0" w:hanging="11"/>
-        <w:rPr>
-          <w:szCs w:val="28"/>
-        </w:rPr>
-      </w:pPr>
-      <w:r>
-        <w:rPr>
-          <w:rFonts w:hint="eastAsia"/>
-          <w:szCs w:val="28"/>
-        </w:rPr>
-        <w:t xml:space="preserve">    </w:t>
-      </w:r>
-      <w:r>
-        <w:rPr>
-          <w:rFonts w:hint="eastAsia"/>
-          <w:szCs w:val="28"/>
-        </w:rPr>
-        <w:t>詩人先從身邊寫起：初春，大地復甦，竹林已被</w:t>
-      </w:r>
-      <w:proofErr w:type="gramStart"/>
-      <w:r>
-        <w:rPr>
-          <w:rFonts w:hint="eastAsia"/>
-          <w:szCs w:val="28"/>
-        </w:rPr>
-        <w:t>新葉染成</w:t>
-      </w:r>
-      <w:proofErr w:type="gramEnd"/>
-      <w:r>
-        <w:rPr>
-          <w:rFonts w:hint="eastAsia"/>
-          <w:szCs w:val="28"/>
-        </w:rPr>
-        <w:t>一片嫩綠，更引人注目的是桃樹上也已綻開了</w:t>
-      </w:r>
-      <w:proofErr w:type="gramStart"/>
-      <w:r>
-        <w:rPr>
-          <w:rFonts w:hint="eastAsia"/>
-          <w:szCs w:val="28"/>
-        </w:rPr>
-        <w:t>三兩枝早開</w:t>
-      </w:r>
-      <w:proofErr w:type="gramEnd"/>
-      <w:r>
-        <w:rPr>
-          <w:rFonts w:hint="eastAsia"/>
-          <w:szCs w:val="28"/>
-        </w:rPr>
-        <w:t>的桃花，色彩鮮明，向人們報告春的信息。接</w:t>
-      </w:r>
-      <w:r>
-        <w:rPr>
-          <w:rFonts w:hint="eastAsia"/>
-          <w:szCs w:val="28"/>
-        </w:rPr>
-        <w:t>著</w:t>
-      </w:r>
-      <w:r>
-        <w:rPr>
-          <w:rFonts w:hint="eastAsia"/>
-          <w:szCs w:val="28"/>
-        </w:rPr>
-        <w:t>，詩人的視線由江邊轉到江中，那在岸邊期待了整整一個冬季的鴨羣，早已</w:t>
-      </w:r>
-      <w:r>
-        <w:rPr>
-          <w:rFonts w:hint="eastAsia"/>
-          <w:b/>
-          <w:bCs/>
-          <w:szCs w:val="28"/>
-        </w:rPr>
-        <w:t>按捺不住</w:t>
-      </w:r>
-      <w:r>
-        <w:rPr>
-          <w:rFonts w:hint="eastAsia"/>
-          <w:szCs w:val="28"/>
-        </w:rPr>
-        <w:t>，搶</w:t>
-      </w:r>
-      <w:r>
-        <w:rPr>
-          <w:rFonts w:hint="eastAsia"/>
-          <w:szCs w:val="28"/>
-        </w:rPr>
-        <w:t>著</w:t>
-      </w:r>
-      <w:r>
-        <w:rPr>
-          <w:rFonts w:hint="eastAsia"/>
-          <w:szCs w:val="28"/>
-        </w:rPr>
-        <w:t>下水嬉戲了。</w:t>
-      </w:r>
-    </w:p>
-    <w:p>
-      <w:pPr>
-        <w:spacing w:after="0" w:line="420" w:lineRule="exact"/>
-        <w:ind w:left="-6" w:right="0" w:hanging="11"/>
-        <w:rPr>
+        <w:jc w:val="both"/>
+        <w:rPr>
+          <w:rFonts w:hint="eastAsia"/>
           <w:b/>
           <w:sz w:val="40"/>
           <w:szCs w:val="40"/>
@@ -1432,22 +1295,48 @@
           <w:rFonts w:hint="eastAsia"/>
           <w:szCs w:val="28"/>
         </w:rPr>
-        <w:t xml:space="preserve">    </w:t>
-      </w:r>
-      <w:r>
-        <w:rPr>
-          <w:rFonts w:hint="eastAsia"/>
-          <w:szCs w:val="28"/>
-        </w:rPr>
-        <w:t>然後，詩人由江中寫到江岸，更細緻地觀察描寫初春景象：由於得到了春江水的滋潤，滿地的蔞蒿長出</w:t>
+        <w:t xml:space="preserve">　　</w:t>
+      </w:r>
+      <w:r>
+        <w:rPr>
+          <w:rFonts w:hint="eastAsia"/>
+          <w:szCs w:val="28"/>
+          <w:u w:val="single"/>
+        </w:rPr>
+        <w:t>蘇軾</w:t>
+      </w:r>
+      <w:r>
+        <w:rPr>
+          <w:rFonts w:hint="eastAsia"/>
+          <w:szCs w:val="28"/>
+        </w:rPr>
+        <w:t>的這首題畫詩，高明之處在於他「不著</w:t>
+      </w:r>
+      <w:r>
+        <w:rPr>
+          <w:rFonts w:hint="eastAsia"/>
+          <w:szCs w:val="28"/>
+        </w:rPr>
+        <w:t>（</w:t>
       </w:r>
       <w:proofErr w:type="gramStart"/>
       <w:r>
         <w:rPr>
           <w:rFonts w:hint="eastAsia"/>
-          <w:szCs w:val="28"/>
-        </w:rPr>
-        <w:t>新枝了</w:t>
+          <w:color w:val="FF0000"/>
+          <w:sz w:val="16"/>
+          <w:szCs w:val="16"/>
+        </w:rPr>
+        <w:t>ㄓㄨㄛ</w:t>
+      </w:r>
+      <w:r>
+        <w:rPr>
+          <w:rFonts w:hint="eastAsia"/>
+          <w:color w:val="FF0000"/>
+          <w:sz w:val="16"/>
+          <w:szCs w:val="16"/>
+        </w:rPr>
+        <w:t>ˊ</w:t>
       </w:r>
       <w:proofErr w:type="gramEnd"/>
       <w:r>
@@ -1455,7 +1344,29 @@
           <w:rFonts w:hint="eastAsia"/>
           <w:szCs w:val="28"/>
         </w:rPr>
-        <w:t>，蘆</w:t>
+        <w:t>）</w:t>
+      </w:r>
+      <w:r>
+        <w:rPr>
+          <w:rFonts w:hint="eastAsia"/>
+          <w:szCs w:val="28"/>
+        </w:rPr>
+        <w:t>痕跡地超越了畫面」。他不僅描摹了</w:t>
+      </w:r>
+      <w:r>
+        <w:rPr>
+          <w:rFonts w:hint="eastAsia"/>
+          <w:szCs w:val="28"/>
+          <w:u w:val="single"/>
+        </w:rPr>
+        <w:t>惠崇</w:t>
+      </w:r>
+      <w:r>
+        <w:rPr>
+          <w:rFonts w:hint="eastAsia"/>
+          <w:szCs w:val="28"/>
+        </w:rPr>
+        <w:t>畫中的竹、桃、鴨、蒿、</w:t>
       </w:r>
       <w:proofErr w:type="gramStart"/>
       <w:r>
@@ -1463,7 +1374,7 @@
           <w:rFonts w:hint="eastAsia"/>
           <w:szCs w:val="28"/>
         </w:rPr>
-        <w:t>芽兒吐尖了</w:t>
+        <w:t>蘆</w:t>
       </w:r>
       <w:proofErr w:type="gramEnd"/>
       <w:r>
@@ -1471,7 +1382,38 @@
           <w:rFonts w:hint="eastAsia"/>
           <w:szCs w:val="28"/>
         </w:rPr>
-        <w:t>；這一切無不顯示了春天的活力，惹人憐愛。詩人進而聯想到，這正是河豚肥美上市的時節，引人更廣闊地</w:t>
+        <w:t>，更透過文字注入了溫度（水暖）與時間的延伸（欲上）。</w:t>
+      </w:r>
+      <w:proofErr w:type="gramStart"/>
+      <w:r>
+        <w:rPr>
+          <w:rFonts w:hint="eastAsia"/>
+          <w:szCs w:val="28"/>
+        </w:rPr>
+        <w:t>全詩語氣</w:t>
+      </w:r>
+      <w:proofErr w:type="gramEnd"/>
+      <w:r>
+        <w:rPr>
+          <w:rFonts w:hint="eastAsia"/>
+          <w:szCs w:val="28"/>
+        </w:rPr>
+        <w:t>流暢自然，筆調輕快活潑，將初春</w:t>
+      </w:r>
+      <w:r>
+        <w:rPr>
+          <w:rFonts w:hint="eastAsia"/>
+          <w:szCs w:val="28"/>
+          <w:u w:val="single"/>
+        </w:rPr>
+        <w:t>江南</w:t>
+      </w:r>
+      <w:r>
+        <w:rPr>
+          <w:rFonts w:hint="eastAsia"/>
+          <w:szCs w:val="28"/>
+        </w:rPr>
+        <w:t>的</w:t>
       </w:r>
       <w:r>
         <w:rPr>
@@ -1480,81 +1422,35 @@
           <w:bCs/>
           <w:szCs w:val="28"/>
         </w:rPr>
-        <w:t>遐想</w:t>
-      </w:r>
-      <w:r>
-        <w:rPr>
-          <w:rFonts w:hint="eastAsia"/>
-          <w:szCs w:val="28"/>
-        </w:rPr>
-        <w:t>。</w:t>
-      </w:r>
-      <w:proofErr w:type="gramStart"/>
-      <w:r>
-        <w:rPr>
-          <w:rFonts w:hint="eastAsia"/>
-          <w:szCs w:val="28"/>
-        </w:rPr>
-        <w:t>全詩洋溢</w:t>
-      </w:r>
-      <w:proofErr w:type="gramEnd"/>
-      <w:r>
-        <w:rPr>
-          <w:rFonts w:hint="eastAsia"/>
-          <w:szCs w:val="28"/>
-        </w:rPr>
-        <w:t>著</w:t>
-      </w:r>
-      <w:r>
-        <w:rPr>
-          <w:rFonts w:hint="eastAsia"/>
-          <w:szCs w:val="28"/>
-        </w:rPr>
-        <w:t>一股濃厚而清新的生活氣息。</w:t>
-      </w:r>
-      <w:r>
-        <w:rPr>
-          <w:rFonts w:hint="eastAsia"/>
-          <w:szCs w:val="28"/>
-        </w:rPr>
-        <w:t>(</w:t>
-      </w:r>
-      <w:r>
-        <w:rPr>
-          <w:rFonts w:hint="eastAsia"/>
-          <w:sz w:val="24"/>
-          <w:szCs w:val="24"/>
-        </w:rPr>
-        <w:t>以上資料來源：</w:t>
-      </w:r>
-      <w:hyperlink r:id="rId12" w:history="1">
-        <w:r>
-          <w:rPr>
-            <w:rStyle w:val="a7"/>
-            <w:sz w:val="24"/>
-            <w:szCs w:val="24"/>
-          </w:rPr>
-          <w:t>https://bit.ly/3OuI0vr</w:t>
-        </w:r>
-      </w:hyperlink>
-      <w:r>
-        <w:rPr>
-          <w:szCs w:val="28"/>
-        </w:rPr>
-        <w:t xml:space="preserve"> </w:t>
-      </w:r>
-      <w:hyperlink r:id="rId13" w:history="1"/>
-      <w:r>
-        <w:rPr>
-          <w:rFonts w:hint="eastAsia"/>
-          <w:szCs w:val="28"/>
-        </w:rPr>
-        <w:t>)</w:t>
+        <w:t>融融暖意</w:t>
+      </w:r>
+      <w:r>
+        <w:rPr>
+          <w:rFonts w:hint="eastAsia"/>
+          <w:szCs w:val="28"/>
+        </w:rPr>
+        <w:t>與蓬勃生機表現得</w:t>
+      </w:r>
+      <w:r>
+        <w:rPr>
+          <w:rFonts w:hint="eastAsia"/>
+          <w:b/>
+          <w:bCs/>
+          <w:szCs w:val="28"/>
+        </w:rPr>
+        <w:t>淋漓盡致</w:t>
+      </w:r>
+      <w:r>
+        <w:rPr>
+          <w:rFonts w:hint="eastAsia"/>
+          <w:szCs w:val="28"/>
+        </w:rPr>
+        <w:t>，堪稱詩畫結合的最高典範。</w:t>
       </w:r>
     </w:p>
     <w:p>
       <w:pPr>
-        <w:spacing w:beforeLines="100" w:before="240" w:after="0" w:line="300" w:lineRule="auto"/>
+        <w:spacing w:beforeLines="50" w:before="120" w:after="0" w:line="480" w:lineRule="exact"/>
         <w:ind w:left="-6" w:right="0" w:hanging="11"/>
         <w:rPr>
           <w:bCs/>
@@ -1571,6 +1467,57 @@
           <w:bdr w:val="single" w:sz="4" w:space="0" w:color="auto"/>
         </w:rPr>
         <w:t>補充</w:t>
+      </w:r>
+    </w:p>
+    <w:p>
+      <w:pPr>
+        <w:pStyle w:val="a9"/>
+        <w:numPr>
+          <w:ilvl w:val="0"/>
+          <w:numId w:val="14"/>
+        </w:numPr>
+        <w:spacing w:after="0" w:line="440" w:lineRule="exact"/>
+        <w:ind w:leftChars="0" w:left="284" w:right="0" w:hanging="284"/>
+        <w:rPr>
+          <w:szCs w:val="28"/>
+        </w:rPr>
+      </w:pPr>
+      <w:r>
+        <w:rPr>
+          <w:rFonts w:hint="eastAsia"/>
+          <w:szCs w:val="28"/>
+        </w:rPr>
+        <w:t>躍然紙上</w:t>
+      </w:r>
+      <w:r>
+        <w:rPr>
+          <w:rFonts w:hint="eastAsia"/>
+          <w:szCs w:val="28"/>
+        </w:rPr>
+        <w:t>：</w:t>
+      </w:r>
+      <w:r>
+        <w:rPr>
+          <w:rFonts w:hint="eastAsia"/>
+          <w:szCs w:val="28"/>
+        </w:rPr>
+        <w:t>活躍地呈現於紙張上。形容刻畫得非常生動逼真，就</w:t>
+      </w:r>
+      <w:proofErr w:type="gramStart"/>
+      <w:r>
+        <w:rPr>
+          <w:rFonts w:hint="eastAsia"/>
+          <w:szCs w:val="28"/>
+        </w:rPr>
+        <w:t>像活的一樣</w:t>
+      </w:r>
+      <w:proofErr w:type="gramEnd"/>
+      <w:r>
+        <w:rPr>
+          <w:rFonts w:hint="eastAsia"/>
+          <w:szCs w:val="28"/>
+        </w:rPr>
+        <w:t>。用來讚嘆蘇軾的文字極具生命力。雖然詩句寫在紙上，但讀者讀了之後，眼前面臨的不再是死板的文字，而是彷彿看到活生生的初春美景跳了出來。</w:t>
       </w:r>
     </w:p>
     <w:p>
@@ -1581,38 +1528,17 @@
           <w:numId w:val="14"/>
         </w:numPr>
         <w:spacing w:line="440" w:lineRule="exact"/>
-        <w:ind w:leftChars="0" w:left="482" w:right="0"/>
-        <w:rPr>
-          <w:szCs w:val="28"/>
-        </w:rPr>
-      </w:pPr>
-      <w:r>
-        <w:rPr>
-          <w:rFonts w:hint="eastAsia"/>
-          <w:szCs w:val="28"/>
-        </w:rPr>
-        <w:t>「</w:t>
-      </w:r>
-      <w:r>
-        <w:rPr>
-          <w:rFonts w:hint="eastAsia"/>
-          <w:szCs w:val="28"/>
-        </w:rPr>
-        <w:t>饒</w:t>
-      </w:r>
-      <w:r>
-        <w:rPr>
-          <w:rFonts w:hint="eastAsia"/>
-          <w:szCs w:val="28"/>
-        </w:rPr>
-        <w:t>」</w:t>
-      </w:r>
-      <w:r>
-        <w:rPr>
-          <w:rFonts w:hint="eastAsia"/>
-          <w:szCs w:val="28"/>
-        </w:rPr>
-        <w:t>有風味</w:t>
+        <w:ind w:leftChars="0" w:left="284" w:right="0" w:hanging="282"/>
+        <w:rPr>
+          <w:szCs w:val="28"/>
+        </w:rPr>
+      </w:pPr>
+      <w:r>
+        <w:rPr>
+          <w:rFonts w:hint="eastAsia"/>
+          <w:szCs w:val="28"/>
+        </w:rPr>
+        <w:t>生機盎然</w:t>
       </w:r>
       <w:r>
         <w:rPr>
@@ -1626,7 +1552,7 @@
           <w:rFonts w:hint="eastAsia"/>
           <w:szCs w:val="28"/>
         </w:rPr>
-        <w:t>豐厚</w:t>
+        <w:t>充滿了生命力，生命氣息極為濃厚</w:t>
       </w:r>
       <w:r>
         <w:rPr>
@@ -1634,6 +1560,29 @@
           <w:szCs w:val="28"/>
         </w:rPr>
         <w:t>。</w:t>
+      </w:r>
+      <w:r>
+        <w:rPr>
+          <w:rFonts w:hint="eastAsia"/>
+          <w:szCs w:val="28"/>
+        </w:rPr>
+        <w:t>初春是萬物復甦的季節。這個詞用來形容詩中「桃花綻放、鴨子戲水、蔞蒿滿地、</w:t>
+      </w:r>
+      <w:proofErr w:type="gramStart"/>
+      <w:r>
+        <w:rPr>
+          <w:rFonts w:hint="eastAsia"/>
+          <w:szCs w:val="28"/>
+        </w:rPr>
+        <w:t>蘆芽萌發</w:t>
+      </w:r>
+      <w:proofErr w:type="gramEnd"/>
+      <w:r>
+        <w:rPr>
+          <w:rFonts w:hint="eastAsia"/>
+          <w:szCs w:val="28"/>
+        </w:rPr>
+        <w:t>」那種蓬勃發展、到處都充滿活力的自然景象。</w:t>
       </w:r>
     </w:p>
     <w:p>
@@ -1644,42 +1593,17 @@
           <w:numId w:val="14"/>
         </w:numPr>
         <w:spacing w:line="440" w:lineRule="exact"/>
-        <w:ind w:leftChars="0" w:left="482" w:right="0"/>
-        <w:rPr>
-          <w:szCs w:val="28"/>
-        </w:rPr>
-      </w:pPr>
-      <w:r>
-        <w:rPr>
-          <w:rFonts w:hint="eastAsia"/>
-          <w:szCs w:val="28"/>
-        </w:rPr>
-        <w:t>虛實相間</w:t>
-      </w:r>
-      <w:r>
-        <w:rPr>
-          <w:rFonts w:hint="eastAsia"/>
-          <w:szCs w:val="28"/>
-        </w:rPr>
-        <w:t>(</w:t>
-      </w:r>
-      <w:proofErr w:type="gramStart"/>
-      <w:r>
-        <w:rPr>
-          <w:rFonts w:hint="eastAsia"/>
-          <w:color w:val="FF0000"/>
-          <w:sz w:val="16"/>
-          <w:szCs w:val="16"/>
-        </w:rPr>
-        <w:t>ㄐㄧㄢˋ</w:t>
-      </w:r>
-      <w:proofErr w:type="gramEnd"/>
-      <w:r>
-        <w:rPr>
-          <w:rFonts w:hint="eastAsia"/>
-          <w:szCs w:val="28"/>
-        </w:rPr>
-        <w:t>)</w:t>
+        <w:ind w:leftChars="0" w:left="284" w:right="0" w:hanging="282"/>
+        <w:rPr>
+          <w:szCs w:val="28"/>
+        </w:rPr>
+      </w:pPr>
+      <w:r>
+        <w:rPr>
+          <w:rFonts w:hint="eastAsia"/>
+          <w:szCs w:val="28"/>
+        </w:rPr>
+        <w:t>推移</w:t>
       </w:r>
       <w:r>
         <w:rPr>
@@ -1693,21 +1617,7 @@
           <w:rFonts w:hint="eastAsia"/>
           <w:szCs w:val="28"/>
         </w:rPr>
-        <w:t>穿插</w:t>
-      </w:r>
-      <w:r>
-        <w:rPr>
-          <w:rFonts w:hint="eastAsia"/>
-          <w:szCs w:val="28"/>
-        </w:rPr>
-        <w:t>抽象的述説與具體的描寫</w:t>
-      </w:r>
-      <w:r>
-        <w:rPr>
-          <w:rFonts w:hint="eastAsia"/>
-          <w:szCs w:val="28"/>
-        </w:rPr>
-        <w:t>。</w:t>
+        <w:t>事物在時間或空間上連續地移動、變化。指這首詩在結構上的「畫面切換」。詩人的視線不是固定的，而是從遠處的竹林桃花（空間），移到江中的鴨子，再移到岸邊的植物，最後推向未來的季節時間（時間），帶領讀者的眼睛跟著畫面一起旅行。</w:t>
       </w:r>
     </w:p>
     <w:p>
@@ -1718,17 +1628,33 @@
           <w:numId w:val="14"/>
         </w:numPr>
         <w:spacing w:line="440" w:lineRule="exact"/>
-        <w:ind w:leftChars="0" w:left="482" w:right="0"/>
-        <w:rPr>
-          <w:szCs w:val="28"/>
-        </w:rPr>
-      </w:pPr>
-      <w:r>
-        <w:rPr>
-          <w:rFonts w:hint="eastAsia"/>
-          <w:szCs w:val="28"/>
-        </w:rPr>
-        <w:t>別開生面</w:t>
+        <w:ind w:leftChars="0" w:left="284" w:right="0" w:hanging="282"/>
+        <w:rPr>
+          <w:szCs w:val="28"/>
+        </w:rPr>
+      </w:pPr>
+      <w:r>
+        <w:rPr>
+          <w:rFonts w:hint="eastAsia"/>
+          <w:szCs w:val="28"/>
+        </w:rPr>
+        <w:t>點</w:t>
+      </w:r>
+      <w:proofErr w:type="gramStart"/>
+      <w:r>
+        <w:rPr>
+          <w:rFonts w:hint="eastAsia"/>
+          <w:szCs w:val="28"/>
+        </w:rPr>
+        <w:t>睛</w:t>
+      </w:r>
+      <w:proofErr w:type="gramEnd"/>
+      <w:r>
+        <w:rPr>
+          <w:rFonts w:hint="eastAsia"/>
+          <w:szCs w:val="28"/>
+        </w:rPr>
+        <w:t>之筆</w:t>
       </w:r>
       <w:r>
         <w:rPr>
@@ -1742,24 +1668,54 @@
           <w:rFonts w:hint="eastAsia"/>
           <w:szCs w:val="28"/>
         </w:rPr>
-        <w:t>比喻開創新的風格、形式。</w:t>
-      </w:r>
-    </w:p>
-    <w:p>
-      <w:pPr>
-        <w:pStyle w:val="a9"/>
-        <w:spacing w:line="440" w:lineRule="exact"/>
-        <w:ind w:leftChars="0" w:left="482" w:right="0" w:firstLine="0"/>
-        <w:rPr>
-          <w:szCs w:val="28"/>
-        </w:rPr>
-      </w:pPr>
-      <w:r>
-        <w:rPr>
-          <w:rFonts w:hint="eastAsia"/>
-          <w:szCs w:val="28"/>
-        </w:rPr>
-        <w:t>【例】這幅畫真是別開生面，另有一番新意。</w:t>
+        <w:t>指文章或藝術作品中最精彩、</w:t>
+      </w:r>
+      <w:proofErr w:type="gramStart"/>
+      <w:r>
+        <w:rPr>
+          <w:rFonts w:hint="eastAsia"/>
+          <w:szCs w:val="28"/>
+        </w:rPr>
+        <w:t>最</w:t>
+      </w:r>
+      <w:proofErr w:type="gramEnd"/>
+      <w:r>
+        <w:rPr>
+          <w:rFonts w:hint="eastAsia"/>
+          <w:szCs w:val="28"/>
+        </w:rPr>
+        <w:t>關鍵的一筆，能讓整體立刻變得生動傳神。詩的最後一句提到「河豚」，這是原畫作裡沒有的。</w:t>
+      </w:r>
+      <w:r>
+        <w:rPr>
+          <w:rFonts w:hint="eastAsia"/>
+          <w:szCs w:val="28"/>
+          <w:u w:val="single"/>
+        </w:rPr>
+        <w:t>蘇軾</w:t>
+      </w:r>
+      <w:r>
+        <w:rPr>
+          <w:rFonts w:hint="eastAsia"/>
+          <w:szCs w:val="28"/>
+        </w:rPr>
+        <w:t>加上這一句聯想，頓時讓整首詩的格局從「靜態的風景畫」升華為「充滿想像力的生活詩」，是全詩</w:t>
+      </w:r>
+      <w:proofErr w:type="gramStart"/>
+      <w:r>
+        <w:rPr>
+          <w:rFonts w:hint="eastAsia"/>
+          <w:szCs w:val="28"/>
+        </w:rPr>
+        <w:t>最</w:t>
+      </w:r>
+      <w:proofErr w:type="gramEnd"/>
+      <w:r>
+        <w:rPr>
+          <w:rFonts w:hint="eastAsia"/>
+          <w:szCs w:val="28"/>
+        </w:rPr>
+        <w:t>神來一筆的地方。</w:t>
       </w:r>
     </w:p>
     <w:p>
@@ -1770,17 +1726,17 @@
           <w:numId w:val="14"/>
         </w:numPr>
         <w:spacing w:line="440" w:lineRule="exact"/>
-        <w:ind w:leftChars="0" w:left="482" w:right="0"/>
-        <w:rPr>
-          <w:szCs w:val="28"/>
-        </w:rPr>
-      </w:pPr>
-      <w:r>
-        <w:rPr>
-          <w:rFonts w:hint="eastAsia"/>
-          <w:szCs w:val="28"/>
-        </w:rPr>
-        <w:t>意象</w:t>
+        <w:ind w:leftChars="0" w:left="284" w:right="0" w:hanging="282"/>
+        <w:rPr>
+          <w:szCs w:val="28"/>
+        </w:rPr>
+      </w:pPr>
+      <w:r>
+        <w:rPr>
+          <w:rFonts w:hint="eastAsia"/>
+          <w:szCs w:val="28"/>
+        </w:rPr>
+        <w:t>洄游</w:t>
       </w:r>
       <w:r>
         <w:rPr>
@@ -1794,24 +1750,7 @@
           <w:rFonts w:hint="eastAsia"/>
           <w:szCs w:val="28"/>
         </w:rPr>
-        <w:t>在主觀意識中，被選擇而有秩序的組織起來的客觀現象。</w:t>
-      </w:r>
-    </w:p>
-    <w:p>
-      <w:pPr>
-        <w:pStyle w:val="a9"/>
-        <w:spacing w:line="440" w:lineRule="exact"/>
-        <w:ind w:leftChars="0" w:left="482" w:right="0" w:firstLine="0"/>
-        <w:rPr>
-          <w:szCs w:val="28"/>
-        </w:rPr>
-      </w:pPr>
-      <w:r>
-        <w:rPr>
-          <w:rFonts w:hint="eastAsia"/>
-          <w:szCs w:val="28"/>
-        </w:rPr>
-        <w:t>【例】這</w:t>
+        <w:t>部分魚類或海洋生物在特定季節，為了尋找食物、產卵或越冬，沿著固定路線集體移動的習性。這裡指河豚在</w:t>
       </w:r>
       <w:proofErr w:type="gramStart"/>
       <w:r>
@@ -1819,7 +1758,7 @@
           <w:rFonts w:hint="eastAsia"/>
           <w:szCs w:val="28"/>
         </w:rPr>
-        <w:t>首詩以景物</w:t>
+        <w:t>春天逆著長江</w:t>
       </w:r>
       <w:proofErr w:type="gramEnd"/>
       <w:r>
@@ -1827,7 +1766,7 @@
           <w:rFonts w:hint="eastAsia"/>
           <w:szCs w:val="28"/>
         </w:rPr>
-        <w:t>意象襯托人物感情。</w:t>
+        <w:t>而上產卵的自然現象。這個詞為詩作增添了科學觀察與大自然運行的韻律感。</w:t>
       </w:r>
     </w:p>
     <w:p>
@@ -1838,26 +1777,31 @@
           <w:numId w:val="14"/>
         </w:numPr>
         <w:spacing w:line="440" w:lineRule="exact"/>
-        <w:ind w:leftChars="0" w:left="482" w:right="0"/>
-        <w:rPr>
-          <w:szCs w:val="28"/>
-        </w:rPr>
-      </w:pPr>
-      <w:proofErr w:type="gramStart"/>
-      <w:r>
-        <w:rPr>
-          <w:rFonts w:hint="eastAsia"/>
-          <w:szCs w:val="28"/>
-        </w:rPr>
-        <w:t>妙會</w:t>
-      </w:r>
-      <w:proofErr w:type="gramEnd"/>
-      <w:r>
-        <w:rPr>
-          <w:rFonts w:hint="eastAsia"/>
-          <w:szCs w:val="28"/>
-        </w:rPr>
-        <w:t>：巧妙結合。</w:t>
+        <w:ind w:leftChars="0" w:left="284" w:right="0" w:hanging="282"/>
+        <w:rPr>
+          <w:szCs w:val="28"/>
+        </w:rPr>
+      </w:pPr>
+      <w:r>
+        <w:rPr>
+          <w:rFonts w:hint="eastAsia"/>
+          <w:szCs w:val="28"/>
+        </w:rPr>
+        <w:t>熟稔</w:t>
+      </w:r>
+      <w:r>
+        <w:rPr>
+          <w:rFonts w:hint="eastAsia"/>
+          <w:szCs w:val="28"/>
+        </w:rPr>
+        <w:t>：</w:t>
+      </w:r>
+      <w:r>
+        <w:rPr>
+          <w:rFonts w:hint="eastAsia"/>
+          <w:szCs w:val="28"/>
+        </w:rPr>
+        <w:t>非常熟悉。蘇軾為什麼看到蔞蒿和蘆芽就會想到河豚？因為他對江南的飲食文化與生活細節「非常熟悉」（這三者是當時煮河豚的經典搭配）。這展現出詩人不是高高在上的文人，而是個熱愛生活、觀察入微的人。</w:t>
       </w:r>
     </w:p>
     <w:p>
@@ -1868,17 +1812,45 @@
           <w:numId w:val="14"/>
         </w:numPr>
         <w:spacing w:line="440" w:lineRule="exact"/>
-        <w:ind w:leftChars="0" w:left="482" w:right="0"/>
-        <w:rPr>
-          <w:szCs w:val="28"/>
-        </w:rPr>
-      </w:pPr>
-      <w:r>
-        <w:rPr>
-          <w:rFonts w:hint="eastAsia"/>
-          <w:szCs w:val="28"/>
-        </w:rPr>
-        <w:t>云云：等等、</w:t>
+        <w:ind w:leftChars="0" w:left="284" w:right="0" w:hanging="282"/>
+        <w:rPr>
+          <w:szCs w:val="28"/>
+        </w:rPr>
+      </w:pPr>
+      <w:r>
+        <w:rPr>
+          <w:rFonts w:hint="eastAsia"/>
+          <w:szCs w:val="28"/>
+        </w:rPr>
+        <w:t>煙火氣</w:t>
+      </w:r>
+      <w:r>
+        <w:rPr>
+          <w:rFonts w:hint="eastAsia"/>
+          <w:szCs w:val="28"/>
+        </w:rPr>
+        <w:t>：</w:t>
+      </w:r>
+      <w:r>
+        <w:rPr>
+          <w:rFonts w:hint="eastAsia"/>
+          <w:szCs w:val="28"/>
+        </w:rPr>
+        <w:t>指人世間生活、飲食、家庭等平凡而溫暖的現實生活氣息</w:t>
+      </w:r>
+      <w:r>
+        <w:rPr>
+          <w:rFonts w:hint="eastAsia"/>
+          <w:szCs w:val="28"/>
+        </w:rPr>
+        <w:t>。</w:t>
+      </w:r>
+      <w:r>
+        <w:rPr>
+          <w:rFonts w:hint="eastAsia"/>
+          <w:szCs w:val="28"/>
+        </w:rPr>
+        <w:t>普通的風景詩可能只寫風景的美，但蘇軾</w:t>
       </w:r>
       <w:proofErr w:type="gramStart"/>
       <w:r>
@@ -1886,7 +1858,7 @@
           <w:rFonts w:hint="eastAsia"/>
           <w:szCs w:val="28"/>
         </w:rPr>
-        <w:t>如此如此</w:t>
+        <w:t>在詩末聯想</w:t>
       </w:r>
       <w:proofErr w:type="gramEnd"/>
       <w:r>
@@ -1894,23 +1866,7 @@
           <w:rFonts w:hint="eastAsia"/>
           <w:szCs w:val="28"/>
         </w:rPr>
-        <w:t>的說法。【例】我做事絕對負責任，</w:t>
-      </w:r>
-      <w:proofErr w:type="gramStart"/>
-      <w:r>
-        <w:rPr>
-          <w:rFonts w:hint="eastAsia"/>
-          <w:szCs w:val="28"/>
-        </w:rPr>
-        <w:t>若像大家所說的我</w:t>
-      </w:r>
-      <w:proofErr w:type="gramEnd"/>
-      <w:r>
-        <w:rPr>
-          <w:rFonts w:hint="eastAsia"/>
-          <w:szCs w:val="28"/>
-        </w:rPr>
-        <w:t>偷懶、摸魚云云的傳言，絕非事實！</w:t>
+        <w:t>到「美食（河豚）」，這讓原本高雅的畫作瞬間多了一股人間的溫暖與生活情趣，變得非常親切。</w:t>
       </w:r>
     </w:p>
     <w:p>
@@ -1921,33 +1877,45 @@
           <w:numId w:val="14"/>
         </w:numPr>
         <w:spacing w:line="440" w:lineRule="exact"/>
-        <w:ind w:leftChars="0" w:left="482" w:right="0"/>
-        <w:rPr>
-          <w:szCs w:val="28"/>
-        </w:rPr>
-      </w:pPr>
-      <w:proofErr w:type="gramStart"/>
-      <w:r>
-        <w:rPr>
-          <w:rFonts w:hint="eastAsia"/>
-          <w:szCs w:val="28"/>
-        </w:rPr>
-        <w:t>荻</w:t>
-      </w:r>
-      <w:proofErr w:type="gramEnd"/>
-      <w:r>
-        <w:rPr>
-          <w:rFonts w:hint="eastAsia"/>
-          <w:szCs w:val="28"/>
-        </w:rPr>
-        <w:t>芽</w:t>
-      </w:r>
-      <w:r>
-        <w:rPr>
-          <w:rFonts w:hint="eastAsia"/>
-          <w:szCs w:val="28"/>
-        </w:rPr>
-        <w:t>：蘆葦筍。</w:t>
+        <w:ind w:leftChars="0" w:left="284" w:right="0" w:hanging="282"/>
+        <w:rPr>
+          <w:szCs w:val="28"/>
+        </w:rPr>
+      </w:pPr>
+      <w:r>
+        <w:rPr>
+          <w:rFonts w:hint="eastAsia"/>
+          <w:szCs w:val="28"/>
+        </w:rPr>
+        <w:t>融融暖意</w:t>
+      </w:r>
+      <w:r>
+        <w:rPr>
+          <w:rFonts w:hint="eastAsia"/>
+          <w:szCs w:val="28"/>
+        </w:rPr>
+        <w:t>：</w:t>
+      </w:r>
+      <w:r>
+        <w:rPr>
+          <w:rFonts w:hint="eastAsia"/>
+          <w:szCs w:val="28"/>
+        </w:rPr>
+        <w:t>形容和煦、溫暖的感覺</w:t>
+      </w:r>
+      <w:r>
+        <w:rPr>
+          <w:rFonts w:hint="eastAsia"/>
+          <w:szCs w:val="28"/>
+        </w:rPr>
+        <w:t>。</w:t>
+      </w:r>
+      <w:r>
+        <w:rPr>
+          <w:rFonts w:hint="eastAsia"/>
+          <w:szCs w:val="28"/>
+        </w:rPr>
+        <w:t>形容春天帶給人那種舒適、柔和、充滿希望的心靈感受。</w:t>
       </w:r>
     </w:p>
     <w:p>
@@ -1958,77 +1926,25 @@
           <w:numId w:val="14"/>
         </w:numPr>
         <w:spacing w:line="440" w:lineRule="exact"/>
-        <w:ind w:leftChars="0" w:left="482" w:right="0"/>
-        <w:rPr>
-          <w:szCs w:val="28"/>
-        </w:rPr>
-      </w:pPr>
-      <w:r>
-        <w:rPr>
-          <w:rFonts w:hint="eastAsia"/>
-          <w:szCs w:val="28"/>
-        </w:rPr>
-        <w:t>羹</w:t>
-      </w:r>
-      <w:r>
-        <w:rPr>
-          <w:rFonts w:hint="eastAsia"/>
-          <w:szCs w:val="28"/>
-        </w:rPr>
-        <w:t>：</w:t>
-      </w:r>
-      <w:r>
-        <w:rPr>
-          <w:rFonts w:hint="eastAsia"/>
-          <w:szCs w:val="28"/>
-        </w:rPr>
-        <w:t>用肉、菜等烹煮成</w:t>
-      </w:r>
-      <w:proofErr w:type="gramStart"/>
-      <w:r>
-        <w:rPr>
-          <w:rFonts w:hint="eastAsia"/>
-          <w:szCs w:val="28"/>
-        </w:rPr>
-        <w:t>的糊狀濃湯</w:t>
-      </w:r>
-      <w:proofErr w:type="gramEnd"/>
-      <w:r>
-        <w:rPr>
-          <w:rFonts w:hint="eastAsia"/>
-          <w:szCs w:val="28"/>
-        </w:rPr>
-        <w:t>。如：「肉羹」、「魷魚羹」、「花枝羹」。</w:t>
-      </w:r>
-    </w:p>
-    <w:p>
-      <w:pPr>
-        <w:pStyle w:val="a9"/>
-        <w:numPr>
-          <w:ilvl w:val="0"/>
-          <w:numId w:val="14"/>
-        </w:numPr>
-        <w:spacing w:line="440" w:lineRule="exact"/>
-        <w:ind w:leftChars="0" w:left="482" w:right="0"/>
-        <w:rPr>
-          <w:szCs w:val="28"/>
-        </w:rPr>
-      </w:pPr>
-      <w:proofErr w:type="gramStart"/>
-      <w:r>
-        <w:rPr>
-          <w:rFonts w:hint="eastAsia"/>
-          <w:szCs w:val="28"/>
-        </w:rPr>
-        <w:t>菘</w:t>
-      </w:r>
-      <w:proofErr w:type="gramEnd"/>
-      <w:r>
-        <w:rPr>
-          <w:rFonts w:hint="eastAsia"/>
-          <w:szCs w:val="28"/>
-        </w:rPr>
-        <w:t>(</w:t>
+        <w:ind w:leftChars="0" w:left="284" w:right="0" w:hanging="282"/>
+        <w:rPr>
+          <w:rFonts w:hint="eastAsia"/>
+          <w:szCs w:val="28"/>
+        </w:rPr>
+      </w:pPr>
+      <w:r>
+        <w:rPr>
+          <w:rFonts w:hint="eastAsia"/>
+          <w:szCs w:val="28"/>
+        </w:rPr>
+        <w:t>淋漓</w:t>
+      </w:r>
+      <w:r>
+        <w:rPr>
+          <w:rFonts w:hint="eastAsia"/>
+          <w:szCs w:val="28"/>
+        </w:rPr>
+        <w:t>（</w:t>
       </w:r>
       <w:proofErr w:type="gramStart"/>
       <w:r>
@@ -2038,129 +1954,8 @@
           <w:sz w:val="16"/>
           <w:szCs w:val="16"/>
         </w:rPr>
-        <w:t>ㄙㄨㄥ</w:t>
-      </w:r>
-      <w:proofErr w:type="gramEnd"/>
-      <w:r>
-        <w:rPr>
-          <w:rFonts w:hint="eastAsia"/>
-          <w:szCs w:val="28"/>
-        </w:rPr>
-        <w:t>)</w:t>
-      </w:r>
-      <w:r>
-        <w:rPr>
-          <w:rFonts w:hint="eastAsia"/>
-          <w:szCs w:val="28"/>
-        </w:rPr>
-        <w:t>菜</w:t>
-      </w:r>
-      <w:r>
-        <w:rPr>
-          <w:rFonts w:hint="eastAsia"/>
-          <w:szCs w:val="28"/>
-        </w:rPr>
-        <w:t>：</w:t>
-      </w:r>
-      <w:r>
-        <w:rPr>
-          <w:rFonts w:hint="eastAsia"/>
-          <w:szCs w:val="28"/>
-        </w:rPr>
-        <w:t>即大白菜，在中國古代稱為</w:t>
-      </w:r>
-      <w:r>
-        <w:rPr>
-          <w:szCs w:val="28"/>
-        </w:rPr>
-        <w:t>"</w:t>
-      </w:r>
-      <w:proofErr w:type="gramStart"/>
-      <w:r>
-        <w:rPr>
-          <w:szCs w:val="28"/>
-        </w:rPr>
-        <w:t>菘</w:t>
-      </w:r>
-      <w:proofErr w:type="gramEnd"/>
-      <w:r>
-        <w:rPr>
-          <w:szCs w:val="28"/>
-        </w:rPr>
-        <w:t>菜"，</w:t>
-      </w:r>
-      <w:proofErr w:type="gramStart"/>
-      <w:r>
-        <w:rPr>
-          <w:szCs w:val="28"/>
-        </w:rPr>
-        <w:t>又叫結球</w:t>
-      </w:r>
-      <w:proofErr w:type="gramEnd"/>
-      <w:r>
-        <w:rPr>
-          <w:szCs w:val="28"/>
-        </w:rPr>
-        <w:t>白菜、</w:t>
-      </w:r>
-      <w:proofErr w:type="gramStart"/>
-      <w:r>
-        <w:rPr>
-          <w:szCs w:val="28"/>
-        </w:rPr>
-        <w:t>黃芽菜</w:t>
-      </w:r>
-      <w:proofErr w:type="gramEnd"/>
-      <w:r>
-        <w:rPr>
-          <w:szCs w:val="28"/>
-        </w:rPr>
-        <w:t>或</w:t>
-      </w:r>
-      <w:proofErr w:type="gramStart"/>
-      <w:r>
-        <w:rPr>
-          <w:szCs w:val="28"/>
-        </w:rPr>
-        <w:t>包心白</w:t>
-      </w:r>
-      <w:proofErr w:type="gramEnd"/>
-      <w:r>
-        <w:rPr>
-          <w:rFonts w:hint="eastAsia"/>
-          <w:szCs w:val="28"/>
-        </w:rPr>
-        <w:t>。</w:t>
-      </w:r>
-    </w:p>
-    <w:p>
-      <w:pPr>
-        <w:pStyle w:val="a9"/>
-        <w:numPr>
-          <w:ilvl w:val="0"/>
-          <w:numId w:val="14"/>
-        </w:numPr>
-        <w:spacing w:line="440" w:lineRule="exact"/>
-        <w:ind w:leftChars="0" w:left="482" w:right="0"/>
-        <w:rPr>
-          <w:szCs w:val="28"/>
-        </w:rPr>
-      </w:pPr>
-      <w:r>
-        <w:rPr>
-          <w:rFonts w:hint="eastAsia"/>
-          <w:szCs w:val="28"/>
-        </w:rPr>
-        <w:t>按捺</w:t>
-      </w:r>
-      <w:r>
-        <w:rPr>
-          <w:rFonts w:hint="eastAsia"/>
-          <w:szCs w:val="28"/>
-        </w:rPr>
-        <w:t>(</w:t>
-      </w:r>
-      <w:proofErr w:type="gramStart"/>
+        <w:t>ㄌㄧㄣ</w:t>
+      </w:r>
       <w:r>
         <w:rPr>
           <w:rFonts w:hint="eastAsia"/>
@@ -2168,22 +1963,51 @@
           <w:sz w:val="16"/>
           <w:szCs w:val="16"/>
         </w:rPr>
-        <w:t>ㄋㄚˋ</w:t>
+        <w:t>ˊ</w:t>
       </w:r>
       <w:proofErr w:type="gramEnd"/>
       <w:r>
         <w:rPr>
           <w:rFonts w:hint="eastAsia"/>
-          <w:szCs w:val="28"/>
-        </w:rPr>
-        <w:t>)</w:t>
-      </w:r>
-      <w:r>
-        <w:rPr>
-          <w:rFonts w:hint="eastAsia"/>
-          <w:szCs w:val="28"/>
-        </w:rPr>
-        <w:t>不住</w:t>
+          <w:color w:val="FF0000"/>
+          <w:sz w:val="16"/>
+          <w:szCs w:val="16"/>
+        </w:rPr>
+        <w:t xml:space="preserve">　</w:t>
+      </w:r>
+      <w:proofErr w:type="gramStart"/>
+      <w:r>
+        <w:rPr>
+          <w:rFonts w:hint="eastAsia"/>
+          <w:color w:val="FF0000"/>
+          <w:sz w:val="16"/>
+          <w:szCs w:val="16"/>
+        </w:rPr>
+        <w:t>ㄌㄧ</w:t>
+      </w:r>
+      <w:r>
+        <w:rPr>
+          <w:rFonts w:hint="eastAsia"/>
+          <w:color w:val="FF0000"/>
+          <w:sz w:val="16"/>
+          <w:szCs w:val="16"/>
+        </w:rPr>
+        <w:t>ˊ</w:t>
+      </w:r>
+      <w:proofErr w:type="gramEnd"/>
+      <w:r>
+        <w:rPr>
+          <w:rFonts w:hint="eastAsia"/>
+          <w:szCs w:val="28"/>
+        </w:rPr>
+        <w:t>）</w:t>
+      </w:r>
+      <w:r>
+        <w:rPr>
+          <w:rFonts w:hint="eastAsia"/>
+          <w:szCs w:val="28"/>
+        </w:rPr>
+        <w:t>盡致</w:t>
       </w:r>
       <w:r>
         <w:rPr>
@@ -2197,63 +2021,11 @@
           <w:rFonts w:hint="eastAsia"/>
           <w:szCs w:val="28"/>
         </w:rPr>
-        <w:t>無法抑制、忍耐。</w:t>
-      </w:r>
-    </w:p>
-    <w:p>
-      <w:pPr>
-        <w:pStyle w:val="a9"/>
-        <w:spacing w:line="440" w:lineRule="exact"/>
-        <w:ind w:leftChars="0" w:left="482" w:right="0" w:firstLine="0"/>
-        <w:rPr>
-          <w:szCs w:val="28"/>
-        </w:rPr>
-      </w:pPr>
-      <w:r>
-        <w:rPr>
-          <w:rFonts w:hint="eastAsia"/>
-          <w:szCs w:val="28"/>
-        </w:rPr>
-        <w:t>【例】他終於按捺不住胸中的怒氣而大發雷霆。</w:t>
-      </w:r>
-    </w:p>
-    <w:p>
-      <w:pPr>
-        <w:pStyle w:val="a9"/>
-        <w:numPr>
-          <w:ilvl w:val="0"/>
-          <w:numId w:val="14"/>
-        </w:numPr>
-        <w:spacing w:line="440" w:lineRule="exact"/>
-        <w:ind w:leftChars="0" w:left="482" w:right="0"/>
-        <w:rPr>
-          <w:szCs w:val="28"/>
-        </w:rPr>
-      </w:pPr>
-      <w:r>
-        <w:rPr>
-          <w:rFonts w:hint="eastAsia"/>
-          <w:szCs w:val="28"/>
-        </w:rPr>
-        <w:t>遐想</w:t>
-      </w:r>
-      <w:r>
-        <w:rPr>
-          <w:rFonts w:hint="eastAsia"/>
-          <w:szCs w:val="28"/>
-        </w:rPr>
-        <w:t>：</w:t>
-      </w:r>
-      <w:r>
-        <w:rPr>
-          <w:rFonts w:hint="eastAsia"/>
-          <w:szCs w:val="28"/>
-        </w:rPr>
-        <w:t>超越現實的思索或想像。</w:t>
+        <w:t>形容文章、說話或表演表達得非常痛快、完美，毫無保留。</w:t>
       </w:r>
     </w:p>
     <w:sectPr>
-      <w:footerReference w:type="default" r:id="rId14"/>
+      <w:footerReference w:type="default" r:id="rId10"/>
       <w:pgSz w:w="11906" w:h="16838"/>
       <w:pgMar w:top="567" w:right="851" w:bottom="567" w:left="851" w:header="567" w:footer="0" w:gutter="0"/>
       <w:cols w:space="720"/>
@@ -2264,7 +2036,7 @@
 </file>
 
 <file path=word/endnotes.xml><?xml version="1.0" encoding="utf-8"?>
-<w:endnotes xmlns:wpc="http://schemas.microsoft.com/office/word/2010/wordprocessingCanvas" xmlns:cx="http://schemas.microsoft.com/office/drawing/2014/chartex" xmlns:cx1="http://schemas.microsoft.com/office/drawing/2015/9/8/chartex" xmlns:cx2="http://schemas.microsoft.com/office/drawing/2015/10/21/chartex" xmlns:cx3="http://schemas.microsoft.com/office/drawing/2016/5/9/chartex" xmlns:cx4="http://schemas.microsoft.com/office/drawing/2016/5/10/chartex" xmlns:cx5="http://schemas.microsoft.com/office/drawing/2016/5/11/chartex" xmlns:cx6="http://schemas.microsoft.com/office/drawing/2016/5/12/chartex" xmlns:cx7="http://schemas.microsoft.com/office/drawing/2016/5/13/chartex" xmlns:cx8="http://schemas.microsoft.com/office/drawing/2016/5/14/chartex" xmlns:mc="http://schemas.openxmlformats.org/markup-compatibility/2006" xmlns:aink="http://schemas.microsoft.com/office/drawing/2016/ink" xmlns:am3d="http://schemas.microsoft.com/office/drawing/2017/model3d" xmlns:o="urn:schemas-microsoft-com:office:office" xmlns:oel="http://schemas.microsoft.com/office/2019/extlst" xmlns:r="http://schemas.openxmlformats.org/officeDocument/2006/relationships" xmlns:m="http://schemas.openxmlformats.org/officeDocument/2006/math" xmlns:v="urn:schemas-microsoft-com:vml" xmlns:wp14="http://schemas.microsoft.com/office/word/2010/wordprocessingDrawing" xmlns:wp="http://schemas.openxmlformats.org/drawingml/2006/wordprocessingDrawing" xmlns:w10="urn:schemas-microsoft-com:office:word" xmlns:w="http://schemas.openxmlformats.org/wordprocessingml/2006/main" xmlns:w14="http://schemas.microsoft.com/office/word/2010/wordml" xmlns:w15="http://schemas.microsoft.com/office/word/2012/wordml" xmlns:w16cex="http://schemas.microsoft.com/office/word/2018/wordml/cex" xmlns:w16cid="http://schemas.microsoft.com/office/word/2016/wordml/cid" xmlns:w16="http://schemas.microsoft.com/office/word/2018/wordml" xmlns:w16du="http://schemas.microsoft.com/office/word/2023/wordml/word16du" xmlns:w16sdtdh="http://schemas.microsoft.com/office/word/2020/wordml/sdtdatahash" xmlns:w16se="http://schemas.microsoft.com/office/word/2015/wordml/symex" xmlns:wpg="http://schemas.microsoft.com/office/word/2010/wordprocessingGroup" xmlns:wpi="http://schemas.microsoft.com/office/word/2010/wordprocessingInk" xmlns:wne="http://schemas.microsoft.com/office/word/2006/wordml" xmlns:wps="http://schemas.microsoft.com/office/word/2010/wordprocessingShape" mc:Ignorable="w14 w15 w16se w16cid w16 w16cex w16sdtdh wp14">
+<w:endnotes xmlns:wpc="http://schemas.microsoft.com/office/word/2010/wordprocessingCanvas" xmlns:cx="http://schemas.microsoft.com/office/drawing/2014/chartex" xmlns:cx1="http://schemas.microsoft.com/office/drawing/2015/9/8/chartex" xmlns:cx2="http://schemas.microsoft.com/office/drawing/2015/10/21/chartex" xmlns:cx3="http://schemas.microsoft.com/office/drawing/2016/5/9/chartex" xmlns:cx4="http://schemas.microsoft.com/office/drawing/2016/5/10/chartex" xmlns:cx5="http://schemas.microsoft.com/office/drawing/2016/5/11/chartex" xmlns:cx6="http://schemas.microsoft.com/office/drawing/2016/5/12/chartex" xmlns:cx7="http://schemas.microsoft.com/office/drawing/2016/5/13/chartex" xmlns:cx8="http://schemas.microsoft.com/office/drawing/2016/5/14/chartex" xmlns:mc="http://schemas.openxmlformats.org/markup-compatibility/2006" xmlns:aink="http://schemas.microsoft.com/office/drawing/2016/ink" xmlns:am3d="http://schemas.microsoft.com/office/drawing/2017/model3d" xmlns:o="urn:schemas-microsoft-com:office:office" xmlns:r="http://schemas.openxmlformats.org/officeDocument/2006/relationships" xmlns:m="http://schemas.openxmlformats.org/officeDocument/2006/math" xmlns:v="urn:schemas-microsoft-com:vml" xmlns:wp14="http://schemas.microsoft.com/office/word/2010/wordprocessingDrawing" xmlns:wp="http://schemas.openxmlformats.org/drawingml/2006/wordprocessingDrawing" xmlns:w10="urn:schemas-microsoft-com:office:word" xmlns:w="http://schemas.openxmlformats.org/wordprocessingml/2006/main" xmlns:w14="http://schemas.microsoft.com/office/word/2010/wordml" xmlns:w15="http://schemas.microsoft.com/office/word/2012/wordml" xmlns:w16cex="http://schemas.microsoft.com/office/word/2018/wordml/cex" xmlns:w16cid="http://schemas.microsoft.com/office/word/2016/wordml/cid" xmlns:w16="http://schemas.microsoft.com/office/word/2018/wordml" xmlns:w16sdtdh="http://schemas.microsoft.com/office/word/2020/wordml/sdtdatahash" xmlns:w16se="http://schemas.microsoft.com/office/word/2015/wordml/symex" xmlns:wpg="http://schemas.microsoft.com/office/word/2010/wordprocessingGroup" xmlns:wpi="http://schemas.microsoft.com/office/word/2010/wordprocessingInk" xmlns:wne="http://schemas.microsoft.com/office/word/2006/wordml" xmlns:wps="http://schemas.microsoft.com/office/word/2010/wordprocessingShape" mc:Ignorable="w14 w15 w16se w16cid w16 w16cex w16sdtdh wp14">
   <w:endnote w:type="separator" w:id="-1">
     <w:p>
       <w:pPr>
@@ -2289,7 +2061,7 @@
 </file>
 
 <file path=word/footer1.xml><?xml version="1.0" encoding="utf-8"?>
-<w:ftr xmlns:wpc="http://schemas.microsoft.com/office/word/2010/wordprocessingCanvas" xmlns:cx="http://schemas.microsoft.com/office/drawing/2014/chartex" xmlns:cx1="http://schemas.microsoft.com/office/drawing/2015/9/8/chartex" xmlns:cx2="http://schemas.microsoft.com/office/drawing/2015/10/21/chartex" xmlns:cx3="http://schemas.microsoft.com/office/drawing/2016/5/9/chartex" xmlns:cx4="http://schemas.microsoft.com/office/drawing/2016/5/10/chartex" xmlns:cx5="http://schemas.microsoft.com/office/drawing/2016/5/11/chartex" xmlns:cx6="http://schemas.microsoft.com/office/drawing/2016/5/12/chartex" xmlns:cx7="http://schemas.microsoft.com/office/drawing/2016/5/13/chartex" xmlns:cx8="http://schemas.microsoft.com/office/drawing/2016/5/14/chartex" xmlns:mc="http://schemas.openxmlformats.org/markup-compatibility/2006" xmlns:aink="http://schemas.microsoft.com/office/drawing/2016/ink" xmlns:am3d="http://schemas.microsoft.com/office/drawing/2017/model3d" xmlns:o="urn:schemas-microsoft-com:office:office" xmlns:oel="http://schemas.microsoft.com/office/2019/extlst" xmlns:r="http://schemas.openxmlformats.org/officeDocument/2006/relationships" xmlns:m="http://schemas.openxmlformats.org/officeDocument/2006/math" xmlns:v="urn:schemas-microsoft-com:vml" xmlns:wp14="http://schemas.microsoft.com/office/word/2010/wordprocessingDrawing" xmlns:wp="http://schemas.openxmlformats.org/drawingml/2006/wordprocessingDrawing" xmlns:w10="urn:schemas-microsoft-com:office:word" xmlns:w="http://schemas.openxmlformats.org/wordprocessingml/2006/main" xmlns:w14="http://schemas.microsoft.com/office/word/2010/wordml" xmlns:w15="http://schemas.microsoft.com/office/word/2012/wordml" xmlns:w16cex="http://schemas.microsoft.com/office/word/2018/wordml/cex" xmlns:w16cid="http://schemas.microsoft.com/office/word/2016/wordml/cid" xmlns:w16="http://schemas.microsoft.com/office/word/2018/wordml" xmlns:w16du="http://schemas.microsoft.com/office/word/2023/wordml/word16du" xmlns:w16sdtdh="http://schemas.microsoft.com/office/word/2020/wordml/sdtdatahash" xmlns:w16se="http://schemas.microsoft.com/office/word/2015/wordml/symex" xmlns:wpg="http://schemas.microsoft.com/office/word/2010/wordprocessingGroup" xmlns:wpi="http://schemas.microsoft.com/office/word/2010/wordprocessingInk" xmlns:wne="http://schemas.microsoft.com/office/word/2006/wordml" xmlns:wps="http://schemas.microsoft.com/office/word/2010/wordprocessingShape" mc:Ignorable="w14 w15 w16se w16cid w16 w16cex w16sdtdh wp14">
+<w:ftr xmlns:wpc="http://schemas.microsoft.com/office/word/2010/wordprocessingCanvas" xmlns:cx="http://schemas.microsoft.com/office/drawing/2014/chartex" xmlns:cx1="http://schemas.microsoft.com/office/drawing/2015/9/8/chartex" xmlns:cx2="http://schemas.microsoft.com/office/drawing/2015/10/21/chartex" xmlns:cx3="http://schemas.microsoft.com/office/drawing/2016/5/9/chartex" xmlns:cx4="http://schemas.microsoft.com/office/drawing/2016/5/10/chartex" xmlns:cx5="http://schemas.microsoft.com/office/drawing/2016/5/11/chartex" xmlns:cx6="http://schemas.microsoft.com/office/drawing/2016/5/12/chartex" xmlns:cx7="http://schemas.microsoft.com/office/drawing/2016/5/13/chartex" xmlns:cx8="http://schemas.microsoft.com/office/drawing/2016/5/14/chartex" xmlns:mc="http://schemas.openxmlformats.org/markup-compatibility/2006" xmlns:aink="http://schemas.microsoft.com/office/drawing/2016/ink" xmlns:am3d="http://schemas.microsoft.com/office/drawing/2017/model3d" xmlns:o="urn:schemas-microsoft-com:office:office" xmlns:r="http://schemas.openxmlformats.org/officeDocument/2006/relationships" xmlns:m="http://schemas.openxmlformats.org/officeDocument/2006/math" xmlns:v="urn:schemas-microsoft-com:vml" xmlns:wp14="http://schemas.microsoft.com/office/word/2010/wordprocessingDrawing" xmlns:wp="http://schemas.openxmlformats.org/drawingml/2006/wordprocessingDrawing" xmlns:w10="urn:schemas-microsoft-com:office:word" xmlns:w="http://schemas.openxmlformats.org/wordprocessingml/2006/main" xmlns:w14="http://schemas.microsoft.com/office/word/2010/wordml" xmlns:w15="http://schemas.microsoft.com/office/word/2012/wordml" xmlns:w16cex="http://schemas.microsoft.com/office/word/2018/wordml/cex" xmlns:w16cid="http://schemas.microsoft.com/office/word/2016/wordml/cid" xmlns:w16="http://schemas.microsoft.com/office/word/2018/wordml" xmlns:w16sdtdh="http://schemas.microsoft.com/office/word/2020/wordml/sdtdatahash" xmlns:w16se="http://schemas.microsoft.com/office/word/2015/wordml/symex" xmlns:wpg="http://schemas.microsoft.com/office/word/2010/wordprocessingGroup" xmlns:wpi="http://schemas.microsoft.com/office/word/2010/wordprocessingInk" xmlns:wne="http://schemas.microsoft.com/office/word/2006/wordml" xmlns:wps="http://schemas.microsoft.com/office/word/2010/wordprocessingShape" mc:Ignorable="w14 w15 w16se w16cid w16 w16cex w16sdtdh wp14">
   <w:sdt>
     <w:sdtPr>
       <w:id w:val="1495451635"/>
@@ -2298,10 +2070,12 @@
         <w:docPartUnique/>
       </w:docPartObj>
     </w:sdtPr>
+    <w:sdtEndPr/>
     <w:sdtContent>
       <w:p>
         <w:pPr>
           <w:pStyle w:val="a5"/>
+          <w:ind w:right="-2"/>
           <w:jc w:val="right"/>
         </w:pPr>
         <w:r>
@@ -2355,7 +2129,7 @@
 </file>
 
 <file path=word/footnotes.xml><?xml version="1.0" encoding="utf-8"?>
-<w:footnotes xmlns:wpc="http://schemas.microsoft.com/office/word/2010/wordprocessingCanvas" xmlns:cx="http://schemas.microsoft.com/office/drawing/2014/chartex" xmlns:cx1="http://schemas.microsoft.com/office/drawing/2015/9/8/chartex" xmlns:cx2="http://schemas.microsoft.com/office/drawing/2015/10/21/chartex" xmlns:cx3="http://schemas.microsoft.com/office/drawing/2016/5/9/chartex" xmlns:cx4="http://schemas.microsoft.com/office/drawing/2016/5/10/chartex" xmlns:cx5="http://schemas.microsoft.com/office/drawing/2016/5/11/chartex" xmlns:cx6="http://schemas.microsoft.com/office/drawing/2016/5/12/chartex" xmlns:cx7="http://schemas.microsoft.com/office/drawing/2016/5/13/chartex" xmlns:cx8="http://schemas.microsoft.com/office/drawing/2016/5/14/chartex" xmlns:mc="http://schemas.openxmlformats.org/markup-compatibility/2006" xmlns:aink="http://schemas.microsoft.com/office/drawing/2016/ink" xmlns:am3d="http://schemas.microsoft.com/office/drawing/2017/model3d" xmlns:o="urn:schemas-microsoft-com:office:office" xmlns:oel="http://schemas.microsoft.com/office/2019/extlst" xmlns:r="http://schemas.openxmlformats.org/officeDocument/2006/relationships" xmlns:m="http://schemas.openxmlformats.org/officeDocument/2006/math" xmlns:v="urn:schemas-microsoft-com:vml" xmlns:wp14="http://schemas.microsoft.com/office/word/2010/wordprocessingDrawing" xmlns:wp="http://schemas.openxmlformats.org/drawingml/2006/wordprocessingDrawing" xmlns:w10="urn:schemas-microsoft-com:office:word" xmlns:w="http://schemas.openxmlformats.org/wordprocessingml/2006/main" xmlns:w14="http://schemas.microsoft.com/office/word/2010/wordml" xmlns:w15="http://schemas.microsoft.com/office/word/2012/wordml" xmlns:w16cex="http://schemas.microsoft.com/office/word/2018/wordml/cex" xmlns:w16cid="http://schemas.microsoft.com/office/word/2016/wordml/cid" xmlns:w16="http://schemas.microsoft.com/office/word/2018/wordml" xmlns:w16du="http://schemas.microsoft.com/office/word/2023/wordml/word16du" xmlns:w16sdtdh="http://schemas.microsoft.com/office/word/2020/wordml/sdtdatahash" xmlns:w16se="http://schemas.microsoft.com/office/word/2015/wordml/symex" xmlns:wpg="http://schemas.microsoft.com/office/word/2010/wordprocessingGroup" xmlns:wpi="http://schemas.microsoft.com/office/word/2010/wordprocessingInk" xmlns:wne="http://schemas.microsoft.com/office/word/2006/wordml" xmlns:wps="http://schemas.microsoft.com/office/word/2010/wordprocessingShape" mc:Ignorable="w14 w15 w16se w16cid w16 w16cex w16sdtdh wp14">
+<w:footnotes xmlns:wpc="http://schemas.microsoft.com/office/word/2010/wordprocessingCanvas" xmlns:cx="http://schemas.microsoft.com/office/drawing/2014/chartex" xmlns:cx1="http://schemas.microsoft.com/office/drawing/2015/9/8/chartex" xmlns:cx2="http://schemas.microsoft.com/office/drawing/2015/10/21/chartex" xmlns:cx3="http://schemas.microsoft.com/office/drawing/2016/5/9/chartex" xmlns:cx4="http://schemas.microsoft.com/office/drawing/2016/5/10/chartex" xmlns:cx5="http://schemas.microsoft.com/office/drawing/2016/5/11/chartex" xmlns:cx6="http://schemas.microsoft.com/office/drawing/2016/5/12/chartex" xmlns:cx7="http://schemas.microsoft.com/office/drawing/2016/5/13/chartex" xmlns:cx8="http://schemas.microsoft.com/office/drawing/2016/5/14/chartex" xmlns:mc="http://schemas.openxmlformats.org/markup-compatibility/2006" xmlns:aink="http://schemas.microsoft.com/office/drawing/2016/ink" xmlns:am3d="http://schemas.microsoft.com/office/drawing/2017/model3d" xmlns:o="urn:schemas-microsoft-com:office:office" xmlns:r="http://schemas.openxmlformats.org/officeDocument/2006/relationships" xmlns:m="http://schemas.openxmlformats.org/officeDocument/2006/math" xmlns:v="urn:schemas-microsoft-com:vml" xmlns:wp14="http://schemas.microsoft.com/office/word/2010/wordprocessingDrawing" xmlns:wp="http://schemas.openxmlformats.org/drawingml/2006/wordprocessingDrawing" xmlns:w10="urn:schemas-microsoft-com:office:word" xmlns:w="http://schemas.openxmlformats.org/wordprocessingml/2006/main" xmlns:w14="http://schemas.microsoft.com/office/word/2010/wordml" xmlns:w15="http://schemas.microsoft.com/office/word/2012/wordml" xmlns:w16cex="http://schemas.microsoft.com/office/word/2018/wordml/cex" xmlns:w16cid="http://schemas.microsoft.com/office/word/2016/wordml/cid" xmlns:w16="http://schemas.microsoft.com/office/word/2018/wordml" xmlns:w16sdtdh="http://schemas.microsoft.com/office/word/2020/wordml/sdtdatahash" xmlns:w16se="http://schemas.microsoft.com/office/word/2015/wordml/symex" xmlns:wpg="http://schemas.microsoft.com/office/word/2010/wordprocessingGroup" xmlns:wpi="http://schemas.microsoft.com/office/word/2010/wordprocessingInk" xmlns:wne="http://schemas.microsoft.com/office/word/2006/wordml" xmlns:wps="http://schemas.microsoft.com/office/word/2010/wordprocessingShape" mc:Ignorable="w14 w15 w16se w16cid w16 w16cex w16sdtdh wp14">
   <w:footnote w:type="separator" w:id="-1">
     <w:p>
       <w:pPr>
@@ -2380,7 +2154,7 @@
 </file>
 
 <file path=word/numbering.xml><?xml version="1.0" encoding="utf-8"?>
-<w:numbering xmlns:wpc="http://schemas.microsoft.com/office/word/2010/wordprocessingCanvas" xmlns:cx="http://schemas.microsoft.com/office/drawing/2014/chartex" xmlns:cx1="http://schemas.microsoft.com/office/drawing/2015/9/8/chartex" xmlns:cx2="http://schemas.microsoft.com/office/drawing/2015/10/21/chartex" xmlns:cx3="http://schemas.microsoft.com/office/drawing/2016/5/9/chartex" xmlns:cx4="http://schemas.microsoft.com/office/drawing/2016/5/10/chartex" xmlns:cx5="http://schemas.microsoft.com/office/drawing/2016/5/11/chartex" xmlns:cx6="http://schemas.microsoft.com/office/drawing/2016/5/12/chartex" xmlns:cx7="http://schemas.microsoft.com/office/drawing/2016/5/13/chartex" xmlns:cx8="http://schemas.microsoft.com/office/drawing/2016/5/14/chartex" xmlns:mc="http://schemas.openxmlformats.org/markup-compatibility/2006" xmlns:aink="http://schemas.microsoft.com/office/drawing/2016/ink" xmlns:am3d="http://schemas.microsoft.com/office/drawing/2017/model3d" xmlns:o="urn:schemas-microsoft-com:office:office" xmlns:oel="http://schemas.microsoft.com/office/2019/extlst" xmlns:r="http://schemas.openxmlformats.org/officeDocument/2006/relationships" xmlns:m="http://schemas.openxmlformats.org/officeDocument/2006/math" xmlns:v="urn:schemas-microsoft-com:vml" xmlns:wp14="http://schemas.microsoft.com/office/word/2010/wordprocessingDrawing" xmlns:wp="http://schemas.openxmlformats.org/drawingml/2006/wordprocessingDrawing" xmlns:w10="urn:schemas-microsoft-com:office:word" xmlns:w="http://schemas.openxmlformats.org/wordprocessingml/2006/main" xmlns:w14="http://schemas.microsoft.com/office/word/2010/wordml" xmlns:w15="http://schemas.microsoft.com/office/word/2012/wordml" xmlns:w16cex="http://schemas.microsoft.com/office/word/2018/wordml/cex" xmlns:w16cid="http://schemas.microsoft.com/office/word/2016/wordml/cid" xmlns:w16="http://schemas.microsoft.com/office/word/2018/wordml" xmlns:w16du="http://schemas.microsoft.com/office/word/2023/wordml/word16du" xmlns:w16sdtdh="http://schemas.microsoft.com/office/word/2020/wordml/sdtdatahash" xmlns:w16se="http://schemas.microsoft.com/office/word/2015/wordml/symex" xmlns:wpg="http://schemas.microsoft.com/office/word/2010/wordprocessingGroup" xmlns:wpi="http://schemas.microsoft.com/office/word/2010/wordprocessingInk" xmlns:wne="http://schemas.microsoft.com/office/word/2006/wordml" xmlns:wps="http://schemas.microsoft.com/office/word/2010/wordprocessingShape" mc:Ignorable="w14 w15 w16se w16cid w16 w16cex w16sdtdh wp14">
+<w:numbering xmlns:wpc="http://schemas.microsoft.com/office/word/2010/wordprocessingCanvas" xmlns:cx="http://schemas.microsoft.com/office/drawing/2014/chartex" xmlns:cx1="http://schemas.microsoft.com/office/drawing/2015/9/8/chartex" xmlns:cx2="http://schemas.microsoft.com/office/drawing/2015/10/21/chartex" xmlns:cx3="http://schemas.microsoft.com/office/drawing/2016/5/9/chartex" xmlns:cx4="http://schemas.microsoft.com/office/drawing/2016/5/10/chartex" xmlns:cx5="http://schemas.microsoft.com/office/drawing/2016/5/11/chartex" xmlns:cx6="http://schemas.microsoft.com/office/drawing/2016/5/12/chartex" xmlns:cx7="http://schemas.microsoft.com/office/drawing/2016/5/13/chartex" xmlns:cx8="http://schemas.microsoft.com/office/drawing/2016/5/14/chartex" xmlns:mc="http://schemas.openxmlformats.org/markup-compatibility/2006" xmlns:aink="http://schemas.microsoft.com/office/drawing/2016/ink" xmlns:am3d="http://schemas.microsoft.com/office/drawing/2017/model3d" xmlns:o="urn:schemas-microsoft-com:office:office" xmlns:r="http://schemas.openxmlformats.org/officeDocument/2006/relationships" xmlns:m="http://schemas.openxmlformats.org/officeDocument/2006/math" xmlns:v="urn:schemas-microsoft-com:vml" xmlns:wp14="http://schemas.microsoft.com/office/word/2010/wordprocessingDrawing" xmlns:wp="http://schemas.openxmlformats.org/drawingml/2006/wordprocessingDrawing" xmlns:w10="urn:schemas-microsoft-com:office:word" xmlns:w="http://schemas.openxmlformats.org/wordprocessingml/2006/main" xmlns:w14="http://schemas.microsoft.com/office/word/2010/wordml" xmlns:w15="http://schemas.microsoft.com/office/word/2012/wordml" xmlns:w16cex="http://schemas.microsoft.com/office/word/2018/wordml/cex" xmlns:w16cid="http://schemas.microsoft.com/office/word/2016/wordml/cid" xmlns:w16="http://schemas.microsoft.com/office/word/2018/wordml" xmlns:w16sdtdh="http://schemas.microsoft.com/office/word/2020/wordml/sdtdatahash" xmlns:w16se="http://schemas.microsoft.com/office/word/2015/wordml/symex" xmlns:wpg="http://schemas.microsoft.com/office/word/2010/wordprocessingGroup" xmlns:wpi="http://schemas.microsoft.com/office/word/2010/wordprocessingInk" xmlns:wne="http://schemas.microsoft.com/office/word/2006/wordml" xmlns:wps="http://schemas.microsoft.com/office/word/2010/wordprocessingShape" mc:Ignorable="w14 w15 w16se w16cid w16 w16cex w16sdtdh wp14">
   <w:abstractNum w:abstractNumId="0" w15:restartNumberingAfterBreak="0">
     <w:nsid w:val="02A11C50"/>
     <w:multiLevelType w:val="hybridMultilevel"/>
@@ -5279,94 +5053,94 @@
       </w:pPr>
     </w:lvl>
   </w:abstractNum>
-  <w:num w:numId="1" w16cid:durableId="1210453282">
+  <w:num w:numId="1">
     <w:abstractNumId w:val="25"/>
   </w:num>
-  <w:num w:numId="2" w16cid:durableId="1846748138">
+  <w:num w:numId="2">
     <w:abstractNumId w:val="7"/>
   </w:num>
-  <w:num w:numId="3" w16cid:durableId="1837766775">
+  <w:num w:numId="3">
     <w:abstractNumId w:val="0"/>
   </w:num>
-  <w:num w:numId="4" w16cid:durableId="963197599">
+  <w:num w:numId="4">
     <w:abstractNumId w:val="12"/>
   </w:num>
-  <w:num w:numId="5" w16cid:durableId="894854065">
+  <w:num w:numId="5">
     <w:abstractNumId w:val="18"/>
   </w:num>
-  <w:num w:numId="6" w16cid:durableId="2099517338">
+  <w:num w:numId="6">
     <w:abstractNumId w:val="27"/>
   </w:num>
-  <w:num w:numId="7" w16cid:durableId="966399238">
+  <w:num w:numId="7">
     <w:abstractNumId w:val="4"/>
   </w:num>
-  <w:num w:numId="8" w16cid:durableId="1124153664">
+  <w:num w:numId="8">
     <w:abstractNumId w:val="29"/>
   </w:num>
-  <w:num w:numId="9" w16cid:durableId="1097168553">
+  <w:num w:numId="9">
     <w:abstractNumId w:val="20"/>
   </w:num>
-  <w:num w:numId="10" w16cid:durableId="513494210">
+  <w:num w:numId="10">
     <w:abstractNumId w:val="24"/>
   </w:num>
-  <w:num w:numId="11" w16cid:durableId="691957957">
+  <w:num w:numId="11">
     <w:abstractNumId w:val="5"/>
   </w:num>
-  <w:num w:numId="12" w16cid:durableId="1841117271">
+  <w:num w:numId="12">
     <w:abstractNumId w:val="2"/>
   </w:num>
-  <w:num w:numId="13" w16cid:durableId="2037658159">
+  <w:num w:numId="13">
     <w:abstractNumId w:val="8"/>
   </w:num>
-  <w:num w:numId="14" w16cid:durableId="1685790934">
+  <w:num w:numId="14">
     <w:abstractNumId w:val="22"/>
   </w:num>
-  <w:num w:numId="15" w16cid:durableId="554708039">
+  <w:num w:numId="15">
     <w:abstractNumId w:val="16"/>
   </w:num>
-  <w:num w:numId="16" w16cid:durableId="405347494">
+  <w:num w:numId="16">
     <w:abstractNumId w:val="23"/>
   </w:num>
-  <w:num w:numId="17" w16cid:durableId="1996184746">
+  <w:num w:numId="17">
     <w:abstractNumId w:val="26"/>
   </w:num>
-  <w:num w:numId="18" w16cid:durableId="1288004489">
+  <w:num w:numId="18">
     <w:abstractNumId w:val="9"/>
   </w:num>
-  <w:num w:numId="19" w16cid:durableId="2032878428">
+  <w:num w:numId="19">
     <w:abstractNumId w:val="21"/>
   </w:num>
-  <w:num w:numId="20" w16cid:durableId="1852406562">
+  <w:num w:numId="20">
     <w:abstractNumId w:val="19"/>
   </w:num>
-  <w:num w:numId="21" w16cid:durableId="411506730">
+  <w:num w:numId="21">
     <w:abstractNumId w:val="15"/>
   </w:num>
-  <w:num w:numId="22" w16cid:durableId="2050953992">
+  <w:num w:numId="22">
     <w:abstractNumId w:val="28"/>
   </w:num>
-  <w:num w:numId="23" w16cid:durableId="1750881886">
+  <w:num w:numId="23">
     <w:abstractNumId w:val="17"/>
   </w:num>
-  <w:num w:numId="24" w16cid:durableId="227572107">
+  <w:num w:numId="24">
     <w:abstractNumId w:val="6"/>
   </w:num>
-  <w:num w:numId="25" w16cid:durableId="655886202">
+  <w:num w:numId="25">
     <w:abstractNumId w:val="3"/>
   </w:num>
-  <w:num w:numId="26" w16cid:durableId="1787850486">
+  <w:num w:numId="26">
     <w:abstractNumId w:val="10"/>
   </w:num>
-  <w:num w:numId="27" w16cid:durableId="1915780231">
+  <w:num w:numId="27">
     <w:abstractNumId w:val="1"/>
   </w:num>
-  <w:num w:numId="28" w16cid:durableId="1706327025">
+  <w:num w:numId="28">
     <w:abstractNumId w:val="11"/>
   </w:num>
-  <w:num w:numId="29" w16cid:durableId="1285191158">
+  <w:num w:numId="29">
     <w:abstractNumId w:val="14"/>
   </w:num>
-  <w:num w:numId="30" w16cid:durableId="739909394">
+  <w:num w:numId="30">
     <w:abstractNumId w:val="13"/>
   </w:num>
 </w:numbering>
